--- a/src/report_layout/AppraisalPlanningReport.docx
+++ b/src/report_layout/AppraisalPlanningReport.docx
@@ -1,6 +1,6 @@
 
 <file path=word/document.xml><?xml version="1.0" encoding="utf-8"?>
-<w:document xmlns:a="http://schemas.openxmlformats.org/drawingml/2006/main" xmlns:pic="http://schemas.openxmlformats.org/drawingml/2006/picture" xmlns:a14="http://schemas.microsoft.com/office/drawing/2010/main" xmlns:wpc="http://schemas.microsoft.com/office/word/2010/wordprocessingCanvas" xmlns:cx="http://schemas.microsoft.com/office/drawing/2014/chartex" xmlns:cx1="http://schemas.microsoft.com/office/drawing/2015/9/8/chartex" xmlns:cx2="http://schemas.microsoft.com/office/drawing/2015/10/21/chartex" xmlns:cx3="http://schemas.microsoft.com/office/drawing/2016/5/9/chartex" xmlns:cx4="http://schemas.microsoft.com/office/drawing/2016/5/10/chartex" xmlns:cx5="http://schemas.microsoft.com/office/drawing/2016/5/11/chartex" xmlns:cx6="http://schemas.microsoft.com/office/drawing/2016/5/12/chartex" xmlns:cx7="http://schemas.microsoft.com/office/drawing/2016/5/13/chartex" xmlns:cx8="http://schemas.microsoft.com/office/drawing/2016/5/14/chartex" xmlns:mc="http://schemas.openxmlformats.org/markup-compatibility/2006" xmlns:aink="http://schemas.microsoft.com/office/drawing/2016/ink" xmlns:am3d="http://schemas.microsoft.com/office/drawing/2017/model3d" xmlns:o="urn:schemas-microsoft-com:office:office" xmlns:oel="http://schemas.microsoft.com/office/2019/extlst" xmlns:r="http://schemas.openxmlformats.org/officeDocument/2006/relationships" xmlns:m="http://schemas.openxmlformats.org/officeDocument/2006/math" xmlns:v="urn:schemas-microsoft-com:vml" xmlns:wp14="http://schemas.microsoft.com/office/word/2010/wordprocessingDrawing" xmlns:wp="http://schemas.openxmlformats.org/drawingml/2006/wordprocessingDrawing" xmlns:w10="urn:schemas-microsoft-com:office:word" xmlns:w="http://schemas.openxmlformats.org/wordprocessingml/2006/main" xmlns:w14="http://schemas.microsoft.com/office/word/2010/wordml" xmlns:w15="http://schemas.microsoft.com/office/word/2012/wordml" xmlns:w16cex="http://schemas.microsoft.com/office/word/2018/wordml/cex" xmlns:w16cid="http://schemas.microsoft.com/office/word/2016/wordml/cid" xmlns:w16="http://schemas.microsoft.com/office/word/2018/wordml" xmlns:w16du="http://schemas.microsoft.com/office/word/2023/wordml/word16du" xmlns:w16sdtdh="http://schemas.microsoft.com/office/word/2020/wordml/sdtdatahash" xmlns:w16sdtfl="http://schemas.microsoft.com/office/word/2024/wordml/sdtformatlock" xmlns:w16se="http://schemas.microsoft.com/office/word/2015/wordml/symex" xmlns:wpg="http://schemas.microsoft.com/office/word/2010/wordprocessingGroup" xmlns:wpi="http://schemas.microsoft.com/office/word/2010/wordprocessingInk" xmlns:wne="http://schemas.microsoft.com/office/word/2006/wordml" xmlns:wps="http://schemas.microsoft.com/office/word/2010/wordprocessingShape" mc:Ignorable="w14 w15 w16se w16cid w16 w16cex w16sdtdh w16sdtfl w16du wp14">
+<w:document xmlns:a="http://schemas.openxmlformats.org/drawingml/2006/main" xmlns:pic="http://schemas.openxmlformats.org/drawingml/2006/picture" xmlns:a14="http://schemas.microsoft.com/office/drawing/2010/main" xmlns:wpc="http://schemas.microsoft.com/office/word/2010/wordprocessingCanvas" xmlns:cx="http://schemas.microsoft.com/office/drawing/2014/chartex" xmlns:cx1="http://schemas.microsoft.com/office/drawing/2015/9/8/chartex" xmlns:mc="http://schemas.openxmlformats.org/markup-compatibility/2006" xmlns:o="urn:schemas-microsoft-com:office:office" xmlns:r="http://schemas.openxmlformats.org/officeDocument/2006/relationships" xmlns:m="http://schemas.openxmlformats.org/officeDocument/2006/math" xmlns:v="urn:schemas-microsoft-com:vml" xmlns:wp14="http://schemas.microsoft.com/office/word/2010/wordprocessingDrawing" xmlns:wp="http://schemas.openxmlformats.org/drawingml/2006/wordprocessingDrawing" xmlns:w10="urn:schemas-microsoft-com:office:word" xmlns:w="http://schemas.openxmlformats.org/wordprocessingml/2006/main" xmlns:w14="http://schemas.microsoft.com/office/word/2010/wordml" xmlns:w15="http://schemas.microsoft.com/office/word/2012/wordml" xmlns:w16se="http://schemas.microsoft.com/office/word/2015/wordml/symex" xmlns:wpg="http://schemas.microsoft.com/office/word/2010/wordprocessingGroup" xmlns:wpi="http://schemas.microsoft.com/office/word/2010/wordprocessingInk" xmlns:wne="http://schemas.microsoft.com/office/word/2006/wordml" xmlns:wps="http://schemas.microsoft.com/office/word/2010/wordprocessingShape" mc:Ignorable="w14 w15 w16se wp14">
   <w:body>
     <w:p>
       <w:pPr>
@@ -9,12 +9,13 @@
       <w:r>
         <w:rPr>
           <w:noProof/>
+          <w:lang w:val="en-US" w:eastAsia="en-US"/>
         </w:rPr>
         <w:drawing>
-          <wp:inline distT="0" distB="0" distL="0" distR="0" wp14:anchorId="2BA5B7F6" wp14:editId="3EA6E1B9">
-            <wp:extent cx="1143000" cy="1143000"/>
+          <wp:inline distT="0" distB="0" distL="0" distR="0" wp14:anchorId="7A1F69E8" wp14:editId="2D082D0A">
+            <wp:extent cx="2499360" cy="975360"/>
             <wp:effectExtent l="0" t="0" r="0" b="0"/>
-            <wp:docPr id="1774844387" name="Picture 1"/>
+            <wp:docPr id="3" name="Picture 3"/>
             <wp:cNvGraphicFramePr>
               <a:graphicFrameLocks xmlns:a="http://schemas.openxmlformats.org/drawingml/2006/main" noChangeAspect="1"/>
             </wp:cNvGraphicFramePr>
@@ -22,7 +23,7 @@
               <a:graphicData uri="http://schemas.openxmlformats.org/drawingml/2006/picture">
                 <pic:pic xmlns:pic="http://schemas.openxmlformats.org/drawingml/2006/picture">
                   <pic:nvPicPr>
-                    <pic:cNvPr id="1774844387" name=""/>
+                    <pic:cNvPr id="3" name="img.jpg"/>
                     <pic:cNvPicPr/>
                   </pic:nvPicPr>
                   <pic:blipFill>
@@ -40,7 +41,7 @@
                   <pic:spPr>
                     <a:xfrm>
                       <a:off x="0" y="0"/>
-                      <a:ext cx="1143000" cy="1143000"/>
+                      <a:ext cx="2499360" cy="975360"/>
                     </a:xfrm>
                     <a:prstGeom prst="rect">
                       <a:avLst/>
@@ -66,12 +67,6 @@
         <w:gridCol w:w="14966"/>
       </w:tblGrid>
       <w:tr>
-        <w:tblPrEx>
-          <w:tblCellMar>
-            <w:top w:w="0" w:type="dxa"/>
-            <w:bottom w:w="0" w:type="dxa"/>
-          </w:tblCellMar>
-        </w:tblPrEx>
         <w:tc>
           <w:tcPr>
             <w:tcW w:w="14966" w:type="dxa"/>
@@ -83,23 +78,10 @@
                 <w:sz w:val="28"/>
               </w:rPr>
             </w:pPr>
-            <w:r>
-              <w:rPr>
-                <w:b/>
-                <w:sz w:val="28"/>
-              </w:rPr>
-              <w:t>COALITION FOR HUMANITY</w:t>
-            </w:r>
           </w:p>
         </w:tc>
       </w:tr>
       <w:tr>
-        <w:tblPrEx>
-          <w:tblCellMar>
-            <w:top w:w="0" w:type="dxa"/>
-            <w:bottom w:w="0" w:type="dxa"/>
-          </w:tblCellMar>
-        </w:tblPrEx>
         <w:tc>
           <w:tcPr>
             <w:tcW w:w="14966" w:type="dxa"/>
@@ -123,12 +105,6 @@
         </w:tc>
       </w:tr>
       <w:tr>
-        <w:tblPrEx>
-          <w:tblCellMar>
-            <w:top w:w="0" w:type="dxa"/>
-            <w:bottom w:w="0" w:type="dxa"/>
-          </w:tblCellMar>
-        </w:tblPrEx>
         <w:tc>
           <w:tcPr>
             <w:tcW w:w="14966" w:type="dxa"/>
@@ -165,12 +141,6 @@
         <w:gridCol w:w="3456"/>
       </w:tblGrid>
       <w:tr>
-        <w:tblPrEx>
-          <w:tblCellMar>
-            <w:top w:w="0" w:type="dxa"/>
-            <w:bottom w:w="0" w:type="dxa"/>
-          </w:tblCellMar>
-        </w:tblPrEx>
         <w:tc>
           <w:tcPr>
             <w:tcW w:w="1656" w:type="dxa"/>
@@ -192,18 +162,21 @@
             <w:placeholder>
               <w:docPart w:val="DefaultPlaceholder_-1854013440"/>
             </w:placeholder>
-            <w:dataBinding w:prefixMappings="xmlns:ns0='urn:microsoft-dynamics-nav/reports/Appraisal_Planning_Report/52600/'" w:xpath="/ns0:NavWordReportXmlPart[1]/ns0:Plan[1]/ns0:EmployeeName[1]" w:storeItemID="{52D104EF-76F4-4C14-AE5D-B85D10F4C0B9}"/>
+            <w:dataBinding w:prefixMappings="xmlns:ns0='urn:microsoft-dynamics-nav/reports/Appraisal_Planning_Report/52600/'" w:xpath="/ns0:NavWordReportXmlPart[1]/ns0:Plan[1]/ns0:EmployeeName[1]" w:storeItemID="{78CFABDE-C24A-46A1-9E7A-0CC1482CFF96}"/>
             <w:text/>
           </w:sdtPr>
+          <w:sdtEndPr/>
           <w:sdtContent>
             <w:tc>
               <w:tcPr>
                 <w:tcW w:w="3528" w:type="dxa"/>
               </w:tcPr>
               <w:p>
+                <w:proofErr w:type="spellStart"/>
                 <w:r>
                   <w:t>EmployeeName</w:t>
                 </w:r>
+                <w:proofErr w:type="spellEnd"/>
               </w:p>
             </w:tc>
           </w:sdtContent>
@@ -229,30 +202,27 @@
             <w:placeholder>
               <w:docPart w:val="DefaultPlaceholder_-1854013440"/>
             </w:placeholder>
-            <w:dataBinding w:prefixMappings="xmlns:ns0='urn:microsoft-dynamics-nav/reports/Appraisal_Planning_Report/52600/'" w:xpath="/ns0:NavWordReportXmlPart[1]/ns0:Plan[1]/ns0:DutyStation[1]" w:storeItemID="{52D104EF-76F4-4C14-AE5D-B85D10F4C0B9}"/>
+            <w:dataBinding w:prefixMappings="xmlns:ns0='urn:microsoft-dynamics-nav/reports/Appraisal_Planning_Report/52600/'" w:xpath="/ns0:NavWordReportXmlPart[1]/ns0:Plan[1]/ns0:DutyStation[1]" w:storeItemID="{78CFABDE-C24A-46A1-9E7A-0CC1482CFF96}"/>
             <w:text/>
           </w:sdtPr>
+          <w:sdtEndPr/>
           <w:sdtContent>
             <w:tc>
               <w:tcPr>
                 <w:tcW w:w="3456" w:type="dxa"/>
               </w:tcPr>
               <w:p>
+                <w:proofErr w:type="spellStart"/>
                 <w:r>
                   <w:t>DutyStation</w:t>
                 </w:r>
+                <w:proofErr w:type="spellEnd"/>
               </w:p>
             </w:tc>
           </w:sdtContent>
         </w:sdt>
       </w:tr>
       <w:tr>
-        <w:tblPrEx>
-          <w:tblCellMar>
-            <w:top w:w="0" w:type="dxa"/>
-            <w:bottom w:w="0" w:type="dxa"/>
-          </w:tblCellMar>
-        </w:tblPrEx>
         <w:tc>
           <w:tcPr>
             <w:tcW w:w="1656" w:type="dxa"/>
@@ -274,18 +244,21 @@
             <w:placeholder>
               <w:docPart w:val="DefaultPlaceholder_-1854013440"/>
             </w:placeholder>
-            <w:dataBinding w:prefixMappings="xmlns:ns0='urn:microsoft-dynamics-nav/reports/Appraisal_Planning_Report/52600/'" w:xpath="/ns0:NavWordReportXmlPart[1]/ns0:Plan[1]/ns0:JobTitle[1]" w:storeItemID="{52D104EF-76F4-4C14-AE5D-B85D10F4C0B9}"/>
+            <w:dataBinding w:prefixMappings="xmlns:ns0='urn:microsoft-dynamics-nav/reports/Appraisal_Planning_Report/52600/'" w:xpath="/ns0:NavWordReportXmlPart[1]/ns0:Plan[1]/ns0:JobTitle[1]" w:storeItemID="{78CFABDE-C24A-46A1-9E7A-0CC1482CFF96}"/>
             <w:text/>
           </w:sdtPr>
+          <w:sdtEndPr/>
           <w:sdtContent>
             <w:tc>
               <w:tcPr>
                 <w:tcW w:w="3528" w:type="dxa"/>
               </w:tcPr>
               <w:p>
+                <w:proofErr w:type="spellStart"/>
                 <w:r>
                   <w:t>JobTitle</w:t>
                 </w:r>
+                <w:proofErr w:type="spellEnd"/>
               </w:p>
             </w:tc>
           </w:sdtContent>
@@ -311,30 +284,27 @@
             <w:placeholder>
               <w:docPart w:val="DefaultPlaceholder_-1854013440"/>
             </w:placeholder>
-            <w:dataBinding w:prefixMappings="xmlns:ns0='urn:microsoft-dynamics-nav/reports/Appraisal_Planning_Report/52600/'" w:xpath="/ns0:NavWordReportXmlPart[1]/ns0:Plan[1]/ns0:MeetingDate[1]" w:storeItemID="{52D104EF-76F4-4C14-AE5D-B85D10F4C0B9}"/>
+            <w:dataBinding w:prefixMappings="xmlns:ns0='urn:microsoft-dynamics-nav/reports/Appraisal_Planning_Report/52600/'" w:xpath="/ns0:NavWordReportXmlPart[1]/ns0:Plan[1]/ns0:MeetingDate[1]" w:storeItemID="{78CFABDE-C24A-46A1-9E7A-0CC1482CFF96}"/>
             <w:text/>
           </w:sdtPr>
+          <w:sdtEndPr/>
           <w:sdtContent>
             <w:tc>
               <w:tcPr>
                 <w:tcW w:w="3456" w:type="dxa"/>
               </w:tcPr>
               <w:p>
+                <w:proofErr w:type="spellStart"/>
                 <w:r>
                   <w:t>MeetingDate</w:t>
                 </w:r>
+                <w:proofErr w:type="spellEnd"/>
               </w:p>
             </w:tc>
           </w:sdtContent>
         </w:sdt>
       </w:tr>
       <w:tr>
-        <w:tblPrEx>
-          <w:tblCellMar>
-            <w:top w:w="0" w:type="dxa"/>
-            <w:bottom w:w="0" w:type="dxa"/>
-          </w:tblCellMar>
-        </w:tblPrEx>
         <w:tc>
           <w:tcPr>
             <w:tcW w:w="1656" w:type="dxa"/>
@@ -356,18 +326,21 @@
             <w:placeholder>
               <w:docPart w:val="DefaultPlaceholder_-1854013440"/>
             </w:placeholder>
-            <w:dataBinding w:prefixMappings="xmlns:ns0='urn:microsoft-dynamics-nav/reports/Appraisal_Planning_Report/52600/'" w:xpath="/ns0:NavWordReportXmlPart[1]/ns0:Plan[1]/ns0:DepartmentProject[1]" w:storeItemID="{52D104EF-76F4-4C14-AE5D-B85D10F4C0B9}"/>
+            <w:dataBinding w:prefixMappings="xmlns:ns0='urn:microsoft-dynamics-nav/reports/Appraisal_Planning_Report/52600/'" w:xpath="/ns0:NavWordReportXmlPart[1]/ns0:Plan[1]/ns0:DepartmentProject[1]" w:storeItemID="{78CFABDE-C24A-46A1-9E7A-0CC1482CFF96}"/>
             <w:text/>
           </w:sdtPr>
+          <w:sdtEndPr/>
           <w:sdtContent>
             <w:tc>
               <w:tcPr>
                 <w:tcW w:w="3528" w:type="dxa"/>
               </w:tcPr>
               <w:p>
+                <w:proofErr w:type="spellStart"/>
                 <w:r>
                   <w:t>DepartmentProject</w:t>
                 </w:r>
+                <w:proofErr w:type="spellEnd"/>
               </w:p>
             </w:tc>
           </w:sdtContent>
@@ -393,30 +366,27 @@
             <w:placeholder>
               <w:docPart w:val="DefaultPlaceholder_-1854013440"/>
             </w:placeholder>
-            <w:dataBinding w:prefixMappings="xmlns:ns0='urn:microsoft-dynamics-nav/reports/Appraisal_Planning_Report/52600/'" w:xpath="/ns0:NavWordReportXmlPart[1]/ns0:Plan[1]/ns0:AppraisalPeriod[1]" w:storeItemID="{52D104EF-76F4-4C14-AE5D-B85D10F4C0B9}"/>
+            <w:dataBinding w:prefixMappings="xmlns:ns0='urn:microsoft-dynamics-nav/reports/Appraisal_Planning_Report/52600/'" w:xpath="/ns0:NavWordReportXmlPart[1]/ns0:Plan[1]/ns0:AppraisalPeriod[1]" w:storeItemID="{78CFABDE-C24A-46A1-9E7A-0CC1482CFF96}"/>
             <w:text/>
           </w:sdtPr>
+          <w:sdtEndPr/>
           <w:sdtContent>
             <w:tc>
               <w:tcPr>
                 <w:tcW w:w="3456" w:type="dxa"/>
               </w:tcPr>
               <w:p>
+                <w:proofErr w:type="spellStart"/>
                 <w:r>
                   <w:t>AppraisalPeriod</w:t>
                 </w:r>
+                <w:proofErr w:type="spellEnd"/>
               </w:p>
             </w:tc>
           </w:sdtContent>
         </w:sdt>
       </w:tr>
       <w:tr>
-        <w:tblPrEx>
-          <w:tblCellMar>
-            <w:top w:w="0" w:type="dxa"/>
-            <w:bottom w:w="0" w:type="dxa"/>
-          </w:tblCellMar>
-        </w:tblPrEx>
         <w:tc>
           <w:tcPr>
             <w:tcW w:w="1656" w:type="dxa"/>
@@ -438,18 +408,21 @@
             <w:placeholder>
               <w:docPart w:val="DefaultPlaceholder_-1854013440"/>
             </w:placeholder>
-            <w:dataBinding w:prefixMappings="xmlns:ns0='urn:microsoft-dynamics-nav/reports/Appraisal_Planning_Report/52600/'" w:xpath="/ns0:NavWordReportXmlPart[1]/ns0:Plan[1]/ns0:AppraiserName[1]" w:storeItemID="{52D104EF-76F4-4C14-AE5D-B85D10F4C0B9}"/>
+            <w:dataBinding w:prefixMappings="xmlns:ns0='urn:microsoft-dynamics-nav/reports/Appraisal_Planning_Report/52600/'" w:xpath="/ns0:NavWordReportXmlPart[1]/ns0:Plan[1]/ns0:AppraiserName[1]" w:storeItemID="{78CFABDE-C24A-46A1-9E7A-0CC1482CFF96}"/>
             <w:text/>
           </w:sdtPr>
+          <w:sdtEndPr/>
           <w:sdtContent>
             <w:tc>
               <w:tcPr>
                 <w:tcW w:w="3528" w:type="dxa"/>
               </w:tcPr>
               <w:p>
+                <w:proofErr w:type="spellStart"/>
                 <w:r>
                   <w:t>AppraiserName</w:t>
                 </w:r>
+                <w:proofErr w:type="spellEnd"/>
               </w:p>
             </w:tc>
           </w:sdtContent>
@@ -475,18 +448,21 @@
             <w:placeholder>
               <w:docPart w:val="DefaultPlaceholder_-1854013440"/>
             </w:placeholder>
-            <w:dataBinding w:prefixMappings="xmlns:ns0='urn:microsoft-dynamics-nav/reports/Appraisal_Planning_Report/52600/'" w:xpath="/ns0:NavWordReportXmlPart[1]/ns0:Plan[1]/ns0:PlanCode[1]" w:storeItemID="{52D104EF-76F4-4C14-AE5D-B85D10F4C0B9}"/>
+            <w:dataBinding w:prefixMappings="xmlns:ns0='urn:microsoft-dynamics-nav/reports/Appraisal_Planning_Report/52600/'" w:xpath="/ns0:NavWordReportXmlPart[1]/ns0:Plan[1]/ns0:PlanCode[1]" w:storeItemID="{78CFABDE-C24A-46A1-9E7A-0CC1482CFF96}"/>
             <w:text/>
           </w:sdtPr>
+          <w:sdtEndPr/>
           <w:sdtContent>
             <w:tc>
               <w:tcPr>
                 <w:tcW w:w="3456" w:type="dxa"/>
               </w:tcPr>
               <w:p>
+                <w:proofErr w:type="spellStart"/>
                 <w:r>
                   <w:t>PlanCode</w:t>
                 </w:r>
+                <w:proofErr w:type="spellEnd"/>
               </w:p>
             </w:tc>
           </w:sdtContent>
@@ -506,9 +482,10 @@
         <w:placeholder>
           <w:docPart w:val="DefaultPlaceholder_-1854013440"/>
         </w:placeholder>
-        <w:dataBinding w:prefixMappings="xmlns:ns0='urn:microsoft-dynamics-nav/reports/Appraisal_Planning_Report/52600/'" w:xpath="/ns0:NavWordReportXmlPart[1]/ns0:Plan[1]/ns0:PlanGuidanceText[1]" w:storeItemID="{52D104EF-76F4-4C14-AE5D-B85D10F4C0B9}"/>
+        <w:dataBinding w:prefixMappings="xmlns:ns0='urn:microsoft-dynamics-nav/reports/Appraisal_Planning_Report/52600/'" w:xpath="/ns0:NavWordReportXmlPart[1]/ns0:Plan[1]/ns0:PlanGuidanceText[1]" w:storeItemID="{78CFABDE-C24A-46A1-9E7A-0CC1482CFF96}"/>
         <w:text/>
       </w:sdtPr>
+      <w:sdtEndPr/>
       <w:sdtContent>
         <w:p>
           <w:pPr>
@@ -522,6 +499,7 @@
               <w:sz w:val="16"/>
             </w:rPr>
           </w:pPr>
+          <w:proofErr w:type="spellStart"/>
           <w:r>
             <w:rPr>
               <w:b/>
@@ -529,6 +507,7 @@
             </w:rPr>
             <w:t>PlanGuidanceText</w:t>
           </w:r>
+          <w:proofErr w:type="spellEnd"/>
         </w:p>
       </w:sdtContent>
     </w:sdt>
@@ -551,6 +530,8 @@
         <w:t>Agreed Performance Objectives</w:t>
       </w:r>
     </w:p>
+    <w:bookmarkStart w:name="_GoBack" w:displacedByCustomXml="next" w:id="0"/>
+    <w:bookmarkEnd w:displacedByCustomXml="next" w:id="0"/>
     <w:sdt>
       <w:sdtPr>
         <w:rPr>
@@ -559,11 +540,12 @@
         <w:alias w:val="Objectives"/>
         <w:tag w:val="Objectives"/>
         <w:id w:val="806827737"/>
-        <w15:dataBinding w:prefixMappings="xmlns:ns0='urn:microsoft-dynamics-nav/reports/Appraisal_Planning_Report/52600/'" w:xpath="/ns0:NavWordReportXmlPart[1]/ns0:Plan[1]/ns0:Objectives" w:storeItemID="{52D104EF-76F4-4C14-AE5D-B85D10F4C0B9}"/>
+        <w15:dataBinding w:prefixMappings="xmlns:ns0='urn:microsoft-dynamics-nav/reports/Appraisal_Planning_Report/52600/' " w:xpath="/ns0:NavWordReportXmlPart[1]/ns0:Plan[1]/ns0:Objectives" w:storeItemID="{78CFABDE-C24A-46A1-9E7A-0CC1482CFF96}"/>
         <w15:repeatingSection>
           <w15:doNotAllowInsertDeleteSection w:val="1"/>
         </w15:repeatingSection>
       </w:sdtPr>
+      <w:sdtEndPr/>
       <w:sdtContent>
         <w:sdt>
           <w:sdtPr>
@@ -577,6 +559,7 @@
             </w:placeholder>
             <w15:repeatingSectionItem/>
           </w:sdtPr>
+          <w:sdtEndPr/>
           <w:sdtContent>
             <w:tbl>
               <w:tblPr>
@@ -593,19 +576,16 @@
                 <w:tblLook w:val="0000" w:firstRow="0" w:lastRow="0" w:firstColumn="0" w:lastColumn="0" w:noHBand="0" w:noVBand="0"/>
               </w:tblPr>
               <w:tblGrid>
-                <w:gridCol w:w="2592"/>
-                <w:gridCol w:w="7560"/>
+                <w:gridCol w:w="3670"/>
+                <w:gridCol w:w="10705"/>
               </w:tblGrid>
               <w:tr>
-                <w:tblPrEx>
-                  <w:tblCellMar>
-                    <w:top w:w="0" w:type="dxa"/>
-                    <w:bottom w:w="0" w:type="dxa"/>
-                  </w:tblCellMar>
-                </w:tblPrEx>
+                <w:trPr>
+                  <w:trHeight w:val="474"/>
+                </w:trPr>
                 <w:tc>
                   <w:tcPr>
-                    <w:tcW w:w="10152" w:type="dxa"/>
+                    <w:tcW w:w="14375" w:type="dxa"/>
                     <w:gridSpan w:val="2"/>
                     <w:shd w:val="clear" w:color="auto" w:fill="F0F0F0"/>
                   </w:tcPr>
@@ -627,15 +607,12 @@
                 </w:tc>
               </w:tr>
               <w:tr>
-                <w:tblPrEx>
-                  <w:tblCellMar>
-                    <w:top w:w="0" w:type="dxa"/>
-                    <w:bottom w:w="0" w:type="dxa"/>
-                  </w:tblCellMar>
-                </w:tblPrEx>
+                <w:trPr>
+                  <w:trHeight w:val="711"/>
+                </w:trPr>
                 <w:tc>
                   <w:tcPr>
-                    <w:tcW w:w="2592" w:type="dxa"/>
+                    <w:tcW w:w="3670" w:type="dxa"/>
                     <w:tcBorders>
                       <w:bottom w:val="single" w:color="auto" w:sz="4" w:space="0"/>
                     </w:tcBorders>
@@ -668,13 +645,14 @@
                     <w:placeholder>
                       <w:docPart w:val="DefaultPlaceholder_-1854013440"/>
                     </w:placeholder>
-                    <w:dataBinding w:prefixMappings="xmlns:ns0='urn:microsoft-dynamics-nav/reports/Appraisal_Planning_Report/52600/'" w:xpath="/ns0:NavWordReportXmlPart[1]/ns0:Plan[1]/ns0:Objectives[1]/ns0:ObjectiveDescription[1]" w:storeItemID="{52D104EF-76F4-4C14-AE5D-B85D10F4C0B9}"/>
+                    <w:dataBinding w:prefixMappings="xmlns:ns0='urn:microsoft-dynamics-nav/reports/Appraisal_Planning_Report/52600/'" w:xpath="/ns0:NavWordReportXmlPart[1]/ns0:Plan[1]/ns0:Objectives[1]/ns0:ObjectiveDescription[1]" w:storeItemID="{78CFABDE-C24A-46A1-9E7A-0CC1482CFF96}"/>
                     <w:text/>
                   </w:sdtPr>
+                  <w:sdtEndPr/>
                   <w:sdtContent>
                     <w:tc>
                       <w:tcPr>
-                        <w:tcW w:w="7560" w:type="dxa"/>
+                        <w:tcW w:w="10705" w:type="dxa"/>
                       </w:tcPr>
                       <w:p>
                         <w:pPr>
@@ -683,27 +661,26 @@
                             <w:sz w:val="22"/>
                           </w:rPr>
                         </w:pPr>
+                        <w:proofErr w:type="spellStart"/>
                         <w:r>
                           <w:rPr>
                             <w:b/>
                           </w:rPr>
                           <w:t>ObjectiveDescription</w:t>
                         </w:r>
+                        <w:proofErr w:type="spellEnd"/>
                       </w:p>
                     </w:tc>
                   </w:sdtContent>
                 </w:sdt>
               </w:tr>
               <w:tr>
-                <w:tblPrEx>
-                  <w:tblCellMar>
-                    <w:top w:w="0" w:type="dxa"/>
-                    <w:bottom w:w="0" w:type="dxa"/>
-                  </w:tblCellMar>
-                </w:tblPrEx>
+                <w:trPr>
+                  <w:trHeight w:val="699"/>
+                </w:trPr>
                 <w:tc>
                   <w:tcPr>
-                    <w:tcW w:w="2592" w:type="dxa"/>
+                    <w:tcW w:w="3670" w:type="dxa"/>
                     <w:tcBorders>
                       <w:bottom w:val="single" w:color="auto" w:sz="4" w:space="0"/>
                     </w:tcBorders>
@@ -736,13 +713,14 @@
                     <w:placeholder>
                       <w:docPart w:val="DefaultPlaceholder_-1854013440"/>
                     </w:placeholder>
-                    <w:dataBinding w:prefixMappings="xmlns:ns0='urn:microsoft-dynamics-nav/reports/Appraisal_Planning_Report/52600/'" w:xpath="/ns0:NavWordReportXmlPart[1]/ns0:Plan[1]/ns0:Objectives[1]/ns0:ObjectiveMeasuresSummary[1]" w:storeItemID="{52D104EF-76F4-4C14-AE5D-B85D10F4C0B9}"/>
+                    <w:dataBinding w:prefixMappings="xmlns:ns0='urn:microsoft-dynamics-nav/reports/Appraisal_Planning_Report/52600/'" w:xpath="/ns0:NavWordReportXmlPart[1]/ns0:Plan[1]/ns0:Objectives[1]/ns0:ObjectiveMeasuresSummary[1]" w:storeItemID="{78CFABDE-C24A-46A1-9E7A-0CC1482CFF96}"/>
                     <w:text/>
                   </w:sdtPr>
+                  <w:sdtEndPr/>
                   <w:sdtContent>
                     <w:tc>
                       <w:tcPr>
-                        <w:tcW w:w="7560" w:type="dxa"/>
+                        <w:tcW w:w="10705" w:type="dxa"/>
                       </w:tcPr>
                       <w:p>
                         <w:pPr>
@@ -751,27 +729,26 @@
                             <w:sz w:val="22"/>
                           </w:rPr>
                         </w:pPr>
+                        <w:proofErr w:type="spellStart"/>
                         <w:r>
                           <w:rPr>
                             <w:b/>
                           </w:rPr>
                           <w:t>ObjectiveMeasuresSummary</w:t>
                         </w:r>
+                        <w:proofErr w:type="spellEnd"/>
                       </w:p>
                     </w:tc>
                   </w:sdtContent>
                 </w:sdt>
               </w:tr>
               <w:tr>
-                <w:tblPrEx>
-                  <w:tblCellMar>
-                    <w:top w:w="0" w:type="dxa"/>
-                    <w:bottom w:w="0" w:type="dxa"/>
-                  </w:tblCellMar>
-                </w:tblPrEx>
+                <w:trPr>
+                  <w:trHeight w:val="474"/>
+                </w:trPr>
                 <w:tc>
                   <w:tcPr>
-                    <w:tcW w:w="2592" w:type="dxa"/>
+                    <w:tcW w:w="3670" w:type="dxa"/>
                     <w:tcBorders>
                       <w:bottom w:val="single" w:color="auto" w:sz="4" w:space="0"/>
                     </w:tcBorders>
@@ -804,13 +781,14 @@
                     <w:placeholder>
                       <w:docPart w:val="DefaultPlaceholder_-1854013440"/>
                     </w:placeholder>
-                    <w:dataBinding w:prefixMappings="xmlns:ns0='urn:microsoft-dynamics-nav/reports/Appraisal_Planning_Report/52600/'" w:xpath="/ns0:NavWordReportXmlPart[1]/ns0:Plan[1]/ns0:Objectives[1]/ns0:ObjectiveInitiativesSummary[1]" w:storeItemID="{52D104EF-76F4-4C14-AE5D-B85D10F4C0B9}"/>
+                    <w:dataBinding w:prefixMappings="xmlns:ns0='urn:microsoft-dynamics-nav/reports/Appraisal_Planning_Report/52600/'" w:xpath="/ns0:NavWordReportXmlPart[1]/ns0:Plan[1]/ns0:Objectives[1]/ns0:ObjectiveInitiativesSummary[1]" w:storeItemID="{78CFABDE-C24A-46A1-9E7A-0CC1482CFF96}"/>
                     <w:text/>
                   </w:sdtPr>
+                  <w:sdtEndPr/>
                   <w:sdtContent>
                     <w:tc>
                       <w:tcPr>
-                        <w:tcW w:w="7560" w:type="dxa"/>
+                        <w:tcW w:w="10705" w:type="dxa"/>
                       </w:tcPr>
                       <w:p>
                         <w:pPr>
@@ -819,27 +797,26 @@
                             <w:sz w:val="22"/>
                           </w:rPr>
                         </w:pPr>
+                        <w:proofErr w:type="spellStart"/>
                         <w:r>
                           <w:rPr>
                             <w:b/>
                           </w:rPr>
                           <w:t>ObjectiveInitiativesSummary</w:t>
                         </w:r>
+                        <w:proofErr w:type="spellEnd"/>
                       </w:p>
                     </w:tc>
                   </w:sdtContent>
                 </w:sdt>
               </w:tr>
               <w:tr>
-                <w:tblPrEx>
-                  <w:tblCellMar>
-                    <w:top w:w="0" w:type="dxa"/>
-                    <w:bottom w:w="0" w:type="dxa"/>
-                  </w:tblCellMar>
-                </w:tblPrEx>
+                <w:trPr>
+                  <w:trHeight w:val="474"/>
+                </w:trPr>
                 <w:tc>
                   <w:tcPr>
-                    <w:tcW w:w="2592" w:type="dxa"/>
+                    <w:tcW w:w="3670" w:type="dxa"/>
                     <w:tcBorders>
                       <w:bottom w:val="single" w:color="auto" w:sz="4" w:space="0"/>
                     </w:tcBorders>
@@ -872,13 +849,14 @@
                     <w:placeholder>
                       <w:docPart w:val="DefaultPlaceholder_-1854013440"/>
                     </w:placeholder>
-                    <w:dataBinding w:prefixMappings="xmlns:ns0='urn:microsoft-dynamics-nav/reports/Appraisal_Planning_Report/52600/'" w:xpath="/ns0:NavWordReportXmlPart[1]/ns0:Plan[1]/ns0:Objectives[1]/ns0:ObjectiveMilestonesSummary[1]" w:storeItemID="{52D104EF-76F4-4C14-AE5D-B85D10F4C0B9}"/>
+                    <w:dataBinding w:prefixMappings="xmlns:ns0='urn:microsoft-dynamics-nav/reports/Appraisal_Planning_Report/52600/'" w:xpath="/ns0:NavWordReportXmlPart[1]/ns0:Plan[1]/ns0:Objectives[1]/ns0:ObjectiveMilestonesSummary[1]" w:storeItemID="{78CFABDE-C24A-46A1-9E7A-0CC1482CFF96}"/>
                     <w:text/>
                   </w:sdtPr>
+                  <w:sdtEndPr/>
                   <w:sdtContent>
                     <w:tc>
                       <w:tcPr>
-                        <w:tcW w:w="7560" w:type="dxa"/>
+                        <w:tcW w:w="10705" w:type="dxa"/>
                       </w:tcPr>
                       <w:p>
                         <w:pPr>
@@ -887,27 +865,26 @@
                             <w:sz w:val="22"/>
                           </w:rPr>
                         </w:pPr>
+                        <w:proofErr w:type="spellStart"/>
                         <w:r>
                           <w:rPr>
                             <w:b/>
                           </w:rPr>
                           <w:t>ObjectiveMilestonesSummary</w:t>
                         </w:r>
+                        <w:proofErr w:type="spellEnd"/>
                       </w:p>
                     </w:tc>
                   </w:sdtContent>
                 </w:sdt>
               </w:tr>
               <w:tr>
-                <w:tblPrEx>
-                  <w:tblCellMar>
-                    <w:top w:w="0" w:type="dxa"/>
-                    <w:bottom w:w="0" w:type="dxa"/>
-                  </w:tblCellMar>
-                </w:tblPrEx>
+                <w:trPr>
+                  <w:trHeight w:val="474"/>
+                </w:trPr>
                 <w:tc>
                   <w:tcPr>
-                    <w:tcW w:w="2592" w:type="dxa"/>
+                    <w:tcW w:w="3670" w:type="dxa"/>
                     <w:tcBorders>
                       <w:bottom w:val="single" w:color="auto" w:sz="4" w:space="0"/>
                     </w:tcBorders>
@@ -940,13 +917,14 @@
                     <w:placeholder>
                       <w:docPart w:val="DefaultPlaceholder_-1854013440"/>
                     </w:placeholder>
-                    <w:dataBinding w:prefixMappings="xmlns:ns0='urn:microsoft-dynamics-nav/reports/Appraisal_Planning_Report/52600/'" w:xpath="/ns0:NavWordReportXmlPart[1]/ns0:Plan[1]/ns0:Objectives[1]/ns0:ObjectiveResourcesSummary[1]" w:storeItemID="{52D104EF-76F4-4C14-AE5D-B85D10F4C0B9}"/>
+                    <w:dataBinding w:prefixMappings="xmlns:ns0='urn:microsoft-dynamics-nav/reports/Appraisal_Planning_Report/52600/'" w:xpath="/ns0:NavWordReportXmlPart[1]/ns0:Plan[1]/ns0:Objectives[1]/ns0:ObjectiveResourcesSummary[1]" w:storeItemID="{78CFABDE-C24A-46A1-9E7A-0CC1482CFF96}"/>
                     <w:text/>
                   </w:sdtPr>
+                  <w:sdtEndPr/>
                   <w:sdtContent>
                     <w:tc>
                       <w:tcPr>
-                        <w:tcW w:w="7560" w:type="dxa"/>
+                        <w:tcW w:w="10705" w:type="dxa"/>
                       </w:tcPr>
                       <w:p>
                         <w:pPr>
@@ -955,27 +933,26 @@
                             <w:sz w:val="22"/>
                           </w:rPr>
                         </w:pPr>
+                        <w:proofErr w:type="spellStart"/>
                         <w:r>
                           <w:rPr>
                             <w:b/>
                           </w:rPr>
                           <w:t>ObjectiveResourcesSummary</w:t>
                         </w:r>
+                        <w:proofErr w:type="spellEnd"/>
                       </w:p>
                     </w:tc>
                   </w:sdtContent>
                 </w:sdt>
               </w:tr>
               <w:tr>
-                <w:tblPrEx>
-                  <w:tblCellMar>
-                    <w:top w:w="0" w:type="dxa"/>
-                    <w:bottom w:w="0" w:type="dxa"/>
-                  </w:tblCellMar>
-                </w:tblPrEx>
+                <w:trPr>
+                  <w:trHeight w:val="462"/>
+                </w:trPr>
                 <w:tc>
                   <w:tcPr>
-                    <w:tcW w:w="2592" w:type="dxa"/>
+                    <w:tcW w:w="3670" w:type="dxa"/>
                     <w:shd w:val="clear" w:color="auto" w:fill="F0F0F0"/>
                   </w:tcPr>
                   <w:p>
@@ -1005,13 +982,14 @@
                     <w:placeholder>
                       <w:docPart w:val="DefaultPlaceholder_-1854013440"/>
                     </w:placeholder>
-                    <w:dataBinding w:prefixMappings="xmlns:ns0='urn:microsoft-dynamics-nav/reports/Appraisal_Planning_Report/52600/'" w:xpath="/ns0:NavWordReportXmlPart[1]/ns0:Plan[1]/ns0:Objectives[1]/ns0:ObjectiveWeighting[1]" w:storeItemID="{52D104EF-76F4-4C14-AE5D-B85D10F4C0B9}"/>
+                    <w:dataBinding w:prefixMappings="xmlns:ns0='urn:microsoft-dynamics-nav/reports/Appraisal_Planning_Report/52600/'" w:xpath="/ns0:NavWordReportXmlPart[1]/ns0:Plan[1]/ns0:Objectives[1]/ns0:ObjectiveWeighting[1]" w:storeItemID="{78CFABDE-C24A-46A1-9E7A-0CC1482CFF96}"/>
                     <w:text/>
                   </w:sdtPr>
+                  <w:sdtEndPr/>
                   <w:sdtContent>
                     <w:tc>
                       <w:tcPr>
-                        <w:tcW w:w="7560" w:type="dxa"/>
+                        <w:tcW w:w="10705" w:type="dxa"/>
                       </w:tcPr>
                       <w:p>
                         <w:pPr>
@@ -1020,12 +998,14 @@
                             <w:sz w:val="22"/>
                           </w:rPr>
                         </w:pPr>
+                        <w:proofErr w:type="spellStart"/>
                         <w:r>
                           <w:rPr>
                             <w:b/>
                           </w:rPr>
                           <w:t>ObjectiveWeighting</w:t>
                         </w:r>
+                        <w:proofErr w:type="spellEnd"/>
                       </w:p>
                     </w:tc>
                   </w:sdtContent>
@@ -1066,12 +1046,6 @@
         <w:gridCol w:w="14966"/>
       </w:tblGrid>
       <w:tr>
-        <w:tblPrEx>
-          <w:tblCellMar>
-            <w:top w:w="0" w:type="dxa"/>
-            <w:bottom w:w="0" w:type="dxa"/>
-          </w:tblCellMar>
-        </w:tblPrEx>
         <w:tc>
           <w:tcPr>
             <w:tcW w:w="14966" w:type="dxa"/>
@@ -1096,12 +1070,6 @@
         </w:tc>
       </w:tr>
       <w:tr>
-        <w:tblPrEx>
-          <w:tblCellMar>
-            <w:top w:w="0" w:type="dxa"/>
-            <w:bottom w:w="0" w:type="dxa"/>
-          </w:tblCellMar>
-        </w:tblPrEx>
         <w:sdt>
           <w:sdtPr>
             <w:rPr>
@@ -1113,9 +1081,10 @@
             <w:placeholder>
               <w:docPart w:val="DefaultPlaceholder_-1854013440"/>
             </w:placeholder>
-            <w:dataBinding w:prefixMappings="xmlns:ns0='urn:microsoft-dynamics-nav/reports/Appraisal_Planning_Report/52600/'" w:xpath="/ns0:NavWordReportXmlPart[1]/ns0:Plan[1]/ns0:PersonalDevelopmentObjectives[1]" w:storeItemID="{52D104EF-76F4-4C14-AE5D-B85D10F4C0B9}"/>
+            <w:dataBinding w:prefixMappings="xmlns:ns0='urn:microsoft-dynamics-nav/reports/Appraisal_Planning_Report/52600/'" w:xpath="/ns0:NavWordReportXmlPart[1]/ns0:Plan[1]/ns0:PersonalDevelopmentObjectives[1]" w:storeItemID="{78CFABDE-C24A-46A1-9E7A-0CC1482CFF96}"/>
             <w:text/>
           </w:sdtPr>
+          <w:sdtEndPr/>
           <w:sdtContent>
             <w:tc>
               <w:tcPr>
@@ -1129,12 +1098,14 @@
                     <w:sz w:val="22"/>
                   </w:rPr>
                 </w:pPr>
+                <w:proofErr w:type="spellStart"/>
                 <w:r>
                   <w:rPr>
                     <w:b/>
                   </w:rPr>
                   <w:t>PersonalDevelopmentObjectives</w:t>
                 </w:r>
+                <w:proofErr w:type="spellEnd"/>
               </w:p>
             </w:tc>
           </w:sdtContent>
@@ -1191,12 +1162,6 @@
         <w:gridCol w:w="6984"/>
       </w:tblGrid>
       <w:tr>
-        <w:tblPrEx>
-          <w:tblCellMar>
-            <w:top w:w="0" w:type="dxa"/>
-            <w:bottom w:w="0" w:type="dxa"/>
-          </w:tblCellMar>
-        </w:tblPrEx>
         <w:tc>
           <w:tcPr>
             <w:tcW w:w="3168" w:type="dxa"/>
@@ -1232,9 +1197,10 @@
             <w:placeholder>
               <w:docPart w:val="DefaultPlaceholder_-1854013440"/>
             </w:placeholder>
-            <w:dataBinding w:prefixMappings="xmlns:ns0='urn:microsoft-dynamics-nav/reports/Appraisal_Planning_Report/52600/'" w:xpath="/ns0:NavWordReportXmlPart[1]/ns0:Plan[1]/ns0:CoreValuesMaintained[1]" w:storeItemID="{52D104EF-76F4-4C14-AE5D-B85D10F4C0B9}"/>
+            <w:dataBinding w:prefixMappings="xmlns:ns0='urn:microsoft-dynamics-nav/reports/Appraisal_Planning_Report/52600/'" w:xpath="/ns0:NavWordReportXmlPart[1]/ns0:Plan[1]/ns0:CoreValuesMaintained[1]" w:storeItemID="{78CFABDE-C24A-46A1-9E7A-0CC1482CFF96}"/>
             <w:text/>
           </w:sdtPr>
+          <w:sdtEndPr/>
           <w:sdtContent>
             <w:tc>
               <w:tcPr>
@@ -1248,24 +1214,20 @@
                     <w:sz w:val="22"/>
                   </w:rPr>
                 </w:pPr>
+                <w:proofErr w:type="spellStart"/>
                 <w:r>
                   <w:rPr>
                     <w:b/>
                   </w:rPr>
                   <w:t>CoreValuesMaintained</w:t>
                 </w:r>
+                <w:proofErr w:type="spellEnd"/>
               </w:p>
             </w:tc>
           </w:sdtContent>
         </w:sdt>
       </w:tr>
       <w:tr>
-        <w:tblPrEx>
-          <w:tblCellMar>
-            <w:top w:w="0" w:type="dxa"/>
-            <w:bottom w:w="0" w:type="dxa"/>
-          </w:tblCellMar>
-        </w:tblPrEx>
         <w:tc>
           <w:tcPr>
             <w:tcW w:w="3168" w:type="dxa"/>
@@ -1301,9 +1263,10 @@
             <w:placeholder>
               <w:docPart w:val="DefaultPlaceholder_-1854013440"/>
             </w:placeholder>
-            <w:dataBinding w:prefixMappings="xmlns:ns0='urn:microsoft-dynamics-nav/reports/Appraisal_Planning_Report/52600/'" w:xpath="/ns0:NavWordReportXmlPart[1]/ns0:Plan[1]/ns0:CoreValuesMaintenanceActions[1]" w:storeItemID="{52D104EF-76F4-4C14-AE5D-B85D10F4C0B9}"/>
+            <w:dataBinding w:prefixMappings="xmlns:ns0='urn:microsoft-dynamics-nav/reports/Appraisal_Planning_Report/52600/'" w:xpath="/ns0:NavWordReportXmlPart[1]/ns0:Plan[1]/ns0:CoreValuesMaintenanceActions[1]" w:storeItemID="{78CFABDE-C24A-46A1-9E7A-0CC1482CFF96}"/>
             <w:text/>
           </w:sdtPr>
+          <w:sdtEndPr/>
           <w:sdtContent>
             <w:tc>
               <w:tcPr>
@@ -1317,24 +1280,20 @@
                     <w:sz w:val="22"/>
                   </w:rPr>
                 </w:pPr>
+                <w:proofErr w:type="spellStart"/>
                 <w:r>
                   <w:rPr>
                     <w:b/>
                   </w:rPr>
                   <w:t>CoreValuesMaintenanceActions</w:t>
                 </w:r>
+                <w:proofErr w:type="spellEnd"/>
               </w:p>
             </w:tc>
           </w:sdtContent>
         </w:sdt>
       </w:tr>
       <w:tr>
-        <w:tblPrEx>
-          <w:tblCellMar>
-            <w:top w:w="0" w:type="dxa"/>
-            <w:bottom w:w="0" w:type="dxa"/>
-          </w:tblCellMar>
-        </w:tblPrEx>
         <w:tc>
           <w:tcPr>
             <w:tcW w:w="3168" w:type="dxa"/>
@@ -1370,9 +1329,10 @@
             <w:placeholder>
               <w:docPart w:val="DefaultPlaceholder_-1854013440"/>
             </w:placeholder>
-            <w:dataBinding w:prefixMappings="xmlns:ns0='urn:microsoft-dynamics-nav/reports/Appraisal_Planning_Report/52600/'" w:xpath="/ns0:NavWordReportXmlPart[1]/ns0:Plan[1]/ns0:CoreValuesToDevelop[1]" w:storeItemID="{52D104EF-76F4-4C14-AE5D-B85D10F4C0B9}"/>
+            <w:dataBinding w:prefixMappings="xmlns:ns0='urn:microsoft-dynamics-nav/reports/Appraisal_Planning_Report/52600/'" w:xpath="/ns0:NavWordReportXmlPart[1]/ns0:Plan[1]/ns0:CoreValuesToDevelop[1]" w:storeItemID="{78CFABDE-C24A-46A1-9E7A-0CC1482CFF96}"/>
             <w:text/>
           </w:sdtPr>
+          <w:sdtEndPr/>
           <w:sdtContent>
             <w:tc>
               <w:tcPr>
@@ -1386,24 +1346,20 @@
                     <w:sz w:val="22"/>
                   </w:rPr>
                 </w:pPr>
+                <w:proofErr w:type="spellStart"/>
                 <w:r>
                   <w:rPr>
                     <w:b/>
                   </w:rPr>
                   <w:t>CoreValuesToDevelop</w:t>
                 </w:r>
+                <w:proofErr w:type="spellEnd"/>
               </w:p>
             </w:tc>
           </w:sdtContent>
         </w:sdt>
       </w:tr>
       <w:tr>
-        <w:tblPrEx>
-          <w:tblCellMar>
-            <w:top w:w="0" w:type="dxa"/>
-            <w:bottom w:w="0" w:type="dxa"/>
-          </w:tblCellMar>
-        </w:tblPrEx>
         <w:tc>
           <w:tcPr>
             <w:tcW w:w="3168" w:type="dxa"/>
@@ -1436,9 +1392,10 @@
             <w:placeholder>
               <w:docPart w:val="DefaultPlaceholder_-1854013440"/>
             </w:placeholder>
-            <w:dataBinding w:prefixMappings="xmlns:ns0='urn:microsoft-dynamics-nav/reports/Appraisal_Planning_Report/52600/'" w:xpath="/ns0:NavWordReportXmlPart[1]/ns0:Plan[1]/ns0:CoreValuesDevelopmentActions[1]" w:storeItemID="{52D104EF-76F4-4C14-AE5D-B85D10F4C0B9}"/>
+            <w:dataBinding w:prefixMappings="xmlns:ns0='urn:microsoft-dynamics-nav/reports/Appraisal_Planning_Report/52600/'" w:xpath="/ns0:NavWordReportXmlPart[1]/ns0:Plan[1]/ns0:CoreValuesDevelopmentActions[1]" w:storeItemID="{78CFABDE-C24A-46A1-9E7A-0CC1482CFF96}"/>
             <w:text/>
           </w:sdtPr>
+          <w:sdtEndPr/>
           <w:sdtContent>
             <w:tc>
               <w:tcPr>
@@ -1452,12 +1409,14 @@
                     <w:sz w:val="22"/>
                   </w:rPr>
                 </w:pPr>
+                <w:proofErr w:type="spellStart"/>
                 <w:r>
                   <w:rPr>
                     <w:b/>
                   </w:rPr>
                   <w:t>CoreValuesDevelopmentActions</w:t>
                 </w:r>
+                <w:proofErr w:type="spellEnd"/>
               </w:p>
             </w:tc>
           </w:sdtContent>
@@ -1494,12 +1453,6 @@
         <w:gridCol w:w="14966"/>
       </w:tblGrid>
       <w:tr>
-        <w:tblPrEx>
-          <w:tblCellMar>
-            <w:top w:w="0" w:type="dxa"/>
-            <w:bottom w:w="0" w:type="dxa"/>
-          </w:tblCellMar>
-        </w:tblPrEx>
         <w:tc>
           <w:tcPr>
             <w:tcW w:w="14966" w:type="dxa"/>
@@ -1523,12 +1476,6 @@
         </w:tc>
       </w:tr>
       <w:tr>
-        <w:tblPrEx>
-          <w:tblCellMar>
-            <w:top w:w="0" w:type="dxa"/>
-            <w:bottom w:w="0" w:type="dxa"/>
-          </w:tblCellMar>
-        </w:tblPrEx>
         <w:sdt>
           <w:sdtPr>
             <w:rPr>
@@ -1540,9 +1487,10 @@
             <w:placeholder>
               <w:docPart w:val="DefaultPlaceholder_-1854013440"/>
             </w:placeholder>
-            <w:dataBinding w:prefixMappings="xmlns:ns0='urn:microsoft-dynamics-nav/reports/Appraisal_Planning_Report/52600/'" w:xpath="/ns0:NavWordReportXmlPart[1]/ns0:Plan[1]/ns0:AdditionalResponsibilities[1]" w:storeItemID="{52D104EF-76F4-4C14-AE5D-B85D10F4C0B9}"/>
+            <w:dataBinding w:prefixMappings="xmlns:ns0='urn:microsoft-dynamics-nav/reports/Appraisal_Planning_Report/52600/'" w:xpath="/ns0:NavWordReportXmlPart[1]/ns0:Plan[1]/ns0:AdditionalResponsibilities[1]" w:storeItemID="{78CFABDE-C24A-46A1-9E7A-0CC1482CFF96}"/>
             <w:text/>
           </w:sdtPr>
+          <w:sdtEndPr/>
           <w:sdtContent>
             <w:tc>
               <w:tcPr>
@@ -1556,12 +1504,14 @@
                     <w:sz w:val="22"/>
                   </w:rPr>
                 </w:pPr>
+                <w:proofErr w:type="spellStart"/>
                 <w:r>
                   <w:rPr>
                     <w:b/>
                   </w:rPr>
                   <w:t>AdditionalResponsibilities</w:t>
                 </w:r>
+                <w:proofErr w:type="spellEnd"/>
               </w:p>
             </w:tc>
           </w:sdtContent>
@@ -1598,12 +1548,6 @@
         <w:gridCol w:w="14966"/>
       </w:tblGrid>
       <w:tr>
-        <w:tblPrEx>
-          <w:tblCellMar>
-            <w:top w:w="0" w:type="dxa"/>
-            <w:bottom w:w="0" w:type="dxa"/>
-          </w:tblCellMar>
-        </w:tblPrEx>
         <w:tc>
           <w:tcPr>
             <w:tcW w:w="14966" w:type="dxa"/>
@@ -1627,12 +1571,6 @@
         </w:tc>
       </w:tr>
       <w:tr>
-        <w:tblPrEx>
-          <w:tblCellMar>
-            <w:top w:w="0" w:type="dxa"/>
-            <w:bottom w:w="0" w:type="dxa"/>
-          </w:tblCellMar>
-        </w:tblPrEx>
         <w:sdt>
           <w:sdtPr>
             <w:rPr>
@@ -1644,9 +1582,10 @@
             <w:placeholder>
               <w:docPart w:val="DefaultPlaceholder_-1854013440"/>
             </w:placeholder>
-            <w:dataBinding w:prefixMappings="xmlns:ns0='urn:microsoft-dynamics-nav/reports/Appraisal_Planning_Report/52600/'" w:xpath="/ns0:NavWordReportXmlPart[1]/ns0:Plan[1]/ns0:KnowledgeInnovationContribution[1]" w:storeItemID="{52D104EF-76F4-4C14-AE5D-B85D10F4C0B9}"/>
+            <w:dataBinding w:prefixMappings="xmlns:ns0='urn:microsoft-dynamics-nav/reports/Appraisal_Planning_Report/52600/'" w:xpath="/ns0:NavWordReportXmlPart[1]/ns0:Plan[1]/ns0:KnowledgeInnovationContribution[1]" w:storeItemID="{78CFABDE-C24A-46A1-9E7A-0CC1482CFF96}"/>
             <w:text/>
           </w:sdtPr>
+          <w:sdtEndPr/>
           <w:sdtContent>
             <w:tc>
               <w:tcPr>
@@ -1660,12 +1599,14 @@
                     <w:sz w:val="22"/>
                   </w:rPr>
                 </w:pPr>
+                <w:proofErr w:type="spellStart"/>
                 <w:r>
                   <w:rPr>
                     <w:b/>
                   </w:rPr>
                   <w:t>KnowledgeInnovationContribution</w:t>
                 </w:r>
+                <w:proofErr w:type="spellEnd"/>
               </w:p>
             </w:tc>
           </w:sdtContent>
@@ -1722,12 +1663,6 @@
         <w:gridCol w:w="6984"/>
       </w:tblGrid>
       <w:tr>
-        <w:tblPrEx>
-          <w:tblCellMar>
-            <w:top w:w="0" w:type="dxa"/>
-            <w:bottom w:w="0" w:type="dxa"/>
-          </w:tblCellMar>
-        </w:tblPrEx>
         <w:tc>
           <w:tcPr>
             <w:tcW w:w="3168" w:type="dxa"/>
@@ -1759,9 +1694,10 @@
             <w:placeholder>
               <w:docPart w:val="DefaultPlaceholder_-1854013440"/>
             </w:placeholder>
-            <w:dataBinding w:prefixMappings="xmlns:ns0='urn:microsoft-dynamics-nav/reports/Appraisal_Planning_Report/52600/'" w:xpath="/ns0:NavWordReportXmlPart[1]/ns0:Plan[1]/ns0:CVSubmitted[1]" w:storeItemID="{52D104EF-76F4-4C14-AE5D-B85D10F4C0B9}"/>
+            <w:dataBinding w:prefixMappings="xmlns:ns0='urn:microsoft-dynamics-nav/reports/Appraisal_Planning_Report/52600/'" w:xpath="/ns0:NavWordReportXmlPart[1]/ns0:Plan[1]/ns0:CVSubmitted[1]" w:storeItemID="{78CFABDE-C24A-46A1-9E7A-0CC1482CFF96}"/>
             <w:text/>
           </w:sdtPr>
+          <w:sdtEndPr/>
           <w:sdtContent>
             <w:tc>
               <w:tcPr>
@@ -1775,24 +1711,20 @@
                     <w:sz w:val="22"/>
                   </w:rPr>
                 </w:pPr>
+                <w:proofErr w:type="spellStart"/>
                 <w:r>
                   <w:rPr>
                     <w:b/>
                   </w:rPr>
                   <w:t>CVSubmitted</w:t>
                 </w:r>
+                <w:proofErr w:type="spellEnd"/>
               </w:p>
             </w:tc>
           </w:sdtContent>
         </w:sdt>
       </w:tr>
       <w:tr>
-        <w:tblPrEx>
-          <w:tblCellMar>
-            <w:top w:w="0" w:type="dxa"/>
-            <w:bottom w:w="0" w:type="dxa"/>
-          </w:tblCellMar>
-        </w:tblPrEx>
         <w:tc>
           <w:tcPr>
             <w:tcW w:w="3168" w:type="dxa"/>
@@ -1824,9 +1756,10 @@
             <w:placeholder>
               <w:docPart w:val="DefaultPlaceholder_-1854013440"/>
             </w:placeholder>
-            <w:dataBinding w:prefixMappings="xmlns:ns0='urn:microsoft-dynamics-nav/reports/Appraisal_Planning_Report/52600/'" w:xpath="/ns0:NavWordReportXmlPart[1]/ns0:Plan[1]/ns0:CVNotSubmittedReason[1]" w:storeItemID="{52D104EF-76F4-4C14-AE5D-B85D10F4C0B9}"/>
+            <w:dataBinding w:prefixMappings="xmlns:ns0='urn:microsoft-dynamics-nav/reports/Appraisal_Planning_Report/52600/'" w:xpath="/ns0:NavWordReportXmlPart[1]/ns0:Plan[1]/ns0:CVNotSubmittedReason[1]" w:storeItemID="{78CFABDE-C24A-46A1-9E7A-0CC1482CFF96}"/>
             <w:text/>
           </w:sdtPr>
+          <w:sdtEndPr/>
           <w:sdtContent>
             <w:tc>
               <w:tcPr>
@@ -1840,12 +1773,14 @@
                     <w:sz w:val="22"/>
                   </w:rPr>
                 </w:pPr>
+                <w:proofErr w:type="spellStart"/>
                 <w:r>
                   <w:rPr>
                     <w:b/>
                   </w:rPr>
                   <w:t>CVNotSubmittedReason</w:t>
                 </w:r>
+                <w:proofErr w:type="spellEnd"/>
               </w:p>
             </w:tc>
           </w:sdtContent>
@@ -1882,12 +1817,6 @@
         <w:gridCol w:w="14966"/>
       </w:tblGrid>
       <w:tr>
-        <w:tblPrEx>
-          <w:tblCellMar>
-            <w:top w:w="0" w:type="dxa"/>
-            <w:bottom w:w="0" w:type="dxa"/>
-          </w:tblCellMar>
-        </w:tblPrEx>
         <w:tc>
           <w:tcPr>
             <w:tcW w:w="14966" w:type="dxa"/>
@@ -1912,12 +1841,6 @@
         </w:tc>
       </w:tr>
       <w:tr>
-        <w:tblPrEx>
-          <w:tblCellMar>
-            <w:top w:w="0" w:type="dxa"/>
-            <w:bottom w:w="0" w:type="dxa"/>
-          </w:tblCellMar>
-        </w:tblPrEx>
         <w:sdt>
           <w:sdtPr>
             <w:rPr>
@@ -1929,9 +1852,10 @@
             <w:placeholder>
               <w:docPart w:val="DefaultPlaceholder_-1854013440"/>
             </w:placeholder>
-            <w:dataBinding w:prefixMappings="xmlns:ns0='urn:microsoft-dynamics-nav/reports/Appraisal_Planning_Report/52600/'" w:xpath="/ns0:NavWordReportXmlPart[1]/ns0:Plan[1]/ns0:ReviewHistorySummary[1]" w:storeItemID="{52D104EF-76F4-4C14-AE5D-B85D10F4C0B9}"/>
+            <w:dataBinding w:prefixMappings="xmlns:ns0='urn:microsoft-dynamics-nav/reports/Appraisal_Planning_Report/52600/'" w:xpath="/ns0:NavWordReportXmlPart[1]/ns0:Plan[1]/ns0:ReviewHistorySummary[1]" w:storeItemID="{78CFABDE-C24A-46A1-9E7A-0CC1482CFF96}"/>
             <w:text/>
           </w:sdtPr>
+          <w:sdtEndPr/>
           <w:sdtContent>
             <w:tc>
               <w:tcPr>
@@ -1945,12 +1869,14 @@
                     <w:sz w:val="22"/>
                   </w:rPr>
                 </w:pPr>
+                <w:proofErr w:type="spellStart"/>
                 <w:r>
                   <w:rPr>
                     <w:b/>
                   </w:rPr>
                   <w:t>ReviewHistorySummary</w:t>
                 </w:r>
+                <w:proofErr w:type="spellEnd"/>
               </w:p>
             </w:tc>
           </w:sdtContent>
@@ -1985,7 +1911,23 @@
           <w:b/>
           <w:i/>
         </w:rPr>
-        <w:t>The content of this plan has been reviewed and discussed. The employee and appraiser agree with the objectives, measures, activities, timelines, and support set out above.</w:t>
+        <w:t xml:space="preserve">The content of this plan </w:t>
+      </w:r>
+      <w:proofErr w:type="gramStart"/>
+      <w:r>
+        <w:rPr>
+          <w:b/>
+          <w:i/>
+        </w:rPr>
+        <w:t>has been reviewed and discussed</w:t>
+      </w:r>
+      <w:proofErr w:type="gramEnd"/>
+      <w:r>
+        <w:rPr>
+          <w:b/>
+          <w:i/>
+        </w:rPr>
+        <w:t>. The employee and appraiser agree with the objectives, measures, activities, timelines, and support set out above.</w:t>
       </w:r>
     </w:p>
     <w:tbl>
@@ -2007,12 +1949,6 @@
         <w:gridCol w:w="5076"/>
       </w:tblGrid>
       <w:tr>
-        <w:tblPrEx>
-          <w:tblCellMar>
-            <w:top w:w="0" w:type="dxa"/>
-            <w:bottom w:w="0" w:type="dxa"/>
-          </w:tblCellMar>
-        </w:tblPrEx>
         <w:tc>
           <w:tcPr>
             <w:tcW w:w="5076" w:type="dxa"/>
@@ -2057,12 +1993,6 @@
         </w:tc>
       </w:tr>
       <w:tr>
-        <w:tblPrEx>
-          <w:tblCellMar>
-            <w:top w:w="0" w:type="dxa"/>
-            <w:bottom w:w="0" w:type="dxa"/>
-          </w:tblCellMar>
-        </w:tblPrEx>
         <w:sdt>
           <w:sdtPr>
             <w:rPr>
@@ -2075,9 +2005,10 @@
             <w:placeholder>
               <w:docPart w:val="DefaultPlaceholder_-1854013440"/>
             </w:placeholder>
-            <w:dataBinding w:prefixMappings="xmlns:ns0='urn:microsoft-dynamics-nav/reports/Appraisal_Planning_Report/52600/'" w:xpath="/ns0:NavWordReportXmlPart[1]/ns0:Plan[1]/ns0:EmployeeSignatureName[1]" w:storeItemID="{52D104EF-76F4-4C14-AE5D-B85D10F4C0B9}"/>
+            <w:dataBinding w:prefixMappings="xmlns:ns0='urn:microsoft-dynamics-nav/reports/Appraisal_Planning_Report/52600/'" w:xpath="/ns0:NavWordReportXmlPart[1]/ns0:Plan[1]/ns0:EmployeeSignatureName[1]" w:storeItemID="{78CFABDE-C24A-46A1-9E7A-0CC1482CFF96}"/>
             <w:text/>
           </w:sdtPr>
+          <w:sdtEndPr/>
           <w:sdtContent>
             <w:tc>
               <w:tcPr>
@@ -2091,6 +2022,7 @@
                     <w:i/>
                   </w:rPr>
                 </w:pPr>
+                <w:proofErr w:type="spellStart"/>
                 <w:r>
                   <w:rPr>
                     <w:b/>
@@ -2098,6 +2030,7 @@
                   </w:rPr>
                   <w:t>EmployeeSignatureName</w:t>
                 </w:r>
+                <w:proofErr w:type="spellEnd"/>
               </w:p>
             </w:tc>
           </w:sdtContent>
@@ -2114,9 +2047,10 @@
             <w:placeholder>
               <w:docPart w:val="DefaultPlaceholder_-1854013440"/>
             </w:placeholder>
-            <w:dataBinding w:prefixMappings="xmlns:ns0='urn:microsoft-dynamics-nav/reports/Appraisal_Planning_Report/52600/'" w:xpath="/ns0:NavWordReportXmlPart[1]/ns0:Plan[1]/ns0:AppraiserSignatureName[1]" w:storeItemID="{52D104EF-76F4-4C14-AE5D-B85D10F4C0B9}"/>
+            <w:dataBinding w:prefixMappings="xmlns:ns0='urn:microsoft-dynamics-nav/reports/Appraisal_Planning_Report/52600/'" w:xpath="/ns0:NavWordReportXmlPart[1]/ns0:Plan[1]/ns0:AppraiserSignatureName[1]" w:storeItemID="{78CFABDE-C24A-46A1-9E7A-0CC1482CFF96}"/>
             <w:text/>
           </w:sdtPr>
+          <w:sdtEndPr/>
           <w:sdtContent>
             <w:tc>
               <w:tcPr>
@@ -2130,6 +2064,7 @@
                     <w:i/>
                   </w:rPr>
                 </w:pPr>
+                <w:proofErr w:type="spellStart"/>
                 <w:r>
                   <w:rPr>
                     <w:b/>
@@ -2137,18 +2072,13 @@
                   </w:rPr>
                   <w:t>AppraiserSignatureName</w:t>
                 </w:r>
+                <w:proofErr w:type="spellEnd"/>
               </w:p>
             </w:tc>
           </w:sdtContent>
         </w:sdt>
       </w:tr>
       <w:tr>
-        <w:tblPrEx>
-          <w:tblCellMar>
-            <w:top w:w="0" w:type="dxa"/>
-            <w:bottom w:w="0" w:type="dxa"/>
-          </w:tblCellMar>
-        </w:tblPrEx>
         <w:sdt>
           <w:sdtPr>
             <w:rPr>
@@ -2156,11 +2086,12 @@
               <w:i/>
             </w:rPr>
             <w:alias w:val="EmployeeSignatureImage"/>
+            <w:tag w:val="#Nav: Appraisal_Planning_Report/52600"/>
             <w:id w:val="-1742170857"/>
             <w:dataBinding w:prefixMappings="xmlns:ns0='urn:microsoft-dynamics-nav/reports/Appraisal_Planning_Report/52600/'" w:xpath="/ns0:NavWordReportXmlPart[1]/ns0:Plan[1]/ns0:EmployeeSignatureImage[1]" w:storeItemID="{52D104EF-76F4-4C14-AE5D-B85D10F4C0B9}"/>
             <w:picture/>
-            <w:tag w:val="#Nav: Appraisal_Planning_Report/52600"/>
           </w:sdtPr>
+          <w:sdtEndPr/>
           <w:sdtContent>
             <w:tc>
               <w:tcPr>
@@ -2179,6 +2110,7 @@
                     <w:b/>
                     <w:i/>
                     <w:noProof/>
+                    <w:lang w:val="en-US" w:eastAsia="en-US"/>
                   </w:rPr>
                   <w:drawing>
                     <wp:inline distT="0" distB="0" distL="0" distR="0" wp14:anchorId="43C45C2D" wp14:editId="45197D69">
@@ -2233,11 +2165,12 @@
               <w:i/>
             </w:rPr>
             <w:alias w:val="AppraiserSignatureImage"/>
+            <w:tag w:val="#Nav: Appraisal_Planning_Report/52600"/>
             <w:id w:val="-749423305"/>
             <w:dataBinding w:prefixMappings="xmlns:ns0='urn:microsoft-dynamics-nav/reports/Appraisal_Planning_Report/52600/'" w:xpath="/ns0:NavWordReportXmlPart[1]/ns0:Plan[1]/ns0:AppraiserSignatureImage[1]" w:storeItemID="{52D104EF-76F4-4C14-AE5D-B85D10F4C0B9}"/>
             <w:picture/>
-            <w:tag w:val="#Nav: Appraisal_Planning_Report/52600"/>
           </w:sdtPr>
+          <w:sdtEndPr/>
           <w:sdtContent>
             <w:tc>
               <w:tcPr>
@@ -2256,6 +2189,7 @@
                     <w:b/>
                     <w:i/>
                     <w:noProof/>
+                    <w:lang w:val="en-US" w:eastAsia="en-US"/>
                   </w:rPr>
                   <w:drawing>
                     <wp:inline distT="0" distB="0" distL="0" distR="0" wp14:anchorId="3932DD7E" wp14:editId="7DED09C5">
@@ -2305,12 +2239,6 @@
         </w:sdt>
       </w:tr>
       <w:tr>
-        <w:tblPrEx>
-          <w:tblCellMar>
-            <w:top w:w="0" w:type="dxa"/>
-            <w:bottom w:w="0" w:type="dxa"/>
-          </w:tblCellMar>
-        </w:tblPrEx>
         <w:sdt>
           <w:sdtPr>
             <w:rPr>
@@ -2323,9 +2251,10 @@
             <w:placeholder>
               <w:docPart w:val="DefaultPlaceholder_-1854013440"/>
             </w:placeholder>
-            <w:dataBinding w:prefixMappings="xmlns:ns0='urn:microsoft-dynamics-nav/reports/Appraisal_Planning_Report/52600/'" w:xpath="/ns0:NavWordReportXmlPart[1]/ns0:Plan[1]/ns0:EmployeeSignedAt[1]" w:storeItemID="{52D104EF-76F4-4C14-AE5D-B85D10F4C0B9}"/>
+            <w:dataBinding w:prefixMappings="xmlns:ns0='urn:microsoft-dynamics-nav/reports/Appraisal_Planning_Report/52600/'" w:xpath="/ns0:NavWordReportXmlPart[1]/ns0:Plan[1]/ns0:EmployeeSignedAt[1]" w:storeItemID="{78CFABDE-C24A-46A1-9E7A-0CC1482CFF96}"/>
             <w:text/>
           </w:sdtPr>
+          <w:sdtEndPr/>
           <w:sdtContent>
             <w:tc>
               <w:tcPr>
@@ -2339,6 +2268,7 @@
                     <w:i/>
                   </w:rPr>
                 </w:pPr>
+                <w:proofErr w:type="spellStart"/>
                 <w:r>
                   <w:rPr>
                     <w:b/>
@@ -2346,6 +2276,7 @@
                   </w:rPr>
                   <w:t>EmployeeSignedAt</w:t>
                 </w:r>
+                <w:proofErr w:type="spellEnd"/>
               </w:p>
             </w:tc>
           </w:sdtContent>
@@ -2362,9 +2293,10 @@
             <w:placeholder>
               <w:docPart w:val="DefaultPlaceholder_-1854013440"/>
             </w:placeholder>
-            <w:dataBinding w:prefixMappings="xmlns:ns0='urn:microsoft-dynamics-nav/reports/Appraisal_Planning_Report/52600/'" w:xpath="/ns0:NavWordReportXmlPart[1]/ns0:Plan[1]/ns0:AppraiserSignedAt[1]" w:storeItemID="{52D104EF-76F4-4C14-AE5D-B85D10F4C0B9}"/>
+            <w:dataBinding w:prefixMappings="xmlns:ns0='urn:microsoft-dynamics-nav/reports/Appraisal_Planning_Report/52600/'" w:xpath="/ns0:NavWordReportXmlPart[1]/ns0:Plan[1]/ns0:AppraiserSignedAt[1]" w:storeItemID="{78CFABDE-C24A-46A1-9E7A-0CC1482CFF96}"/>
             <w:text/>
           </w:sdtPr>
+          <w:sdtEndPr/>
           <w:sdtContent>
             <w:tc>
               <w:tcPr>
@@ -2378,6 +2310,7 @@
                     <w:i/>
                   </w:rPr>
                 </w:pPr>
+                <w:proofErr w:type="spellStart"/>
                 <w:r>
                   <w:rPr>
                     <w:b/>
@@ -2385,6 +2318,7 @@
                   </w:rPr>
                   <w:t>AppraiserSignedAt</w:t>
                 </w:r>
+                <w:proofErr w:type="spellEnd"/>
               </w:p>
             </w:tc>
           </w:sdtContent>
@@ -2433,10 +2367,12 @@
           <w:placeholder>
             <w:docPart w:val="DefaultPlaceholder_-1854013440"/>
           </w:placeholder>
-          <w:dataBinding w:prefixMappings="xmlns:ns0='urn:microsoft-dynamics-nav/reports/Appraisal_Planning_Report/52600/'" w:xpath="/ns0:NavWordReportXmlPart[1]/ns0:Plan[1]/ns0:HRApprovedBy[1]" w:storeItemID="{52D104EF-76F4-4C14-AE5D-B85D10F4C0B9}"/>
+          <w:dataBinding w:prefixMappings="xmlns:ns0='urn:microsoft-dynamics-nav/reports/Appraisal_Planning_Report/52600/'" w:xpath="/ns0:NavWordReportXmlPart[1]/ns0:Plan[1]/ns0:HRApprovedBy[1]" w:storeItemID="{78CFABDE-C24A-46A1-9E7A-0CC1482CFF96}"/>
           <w:text/>
         </w:sdtPr>
+        <w:sdtEndPr/>
         <w:sdtContent>
+          <w:proofErr w:type="spellStart"/>
           <w:r>
             <w:rPr>
               <w:b/>
@@ -2444,6 +2380,7 @@
             </w:rPr>
             <w:t>HRApprovedBy</w:t>
           </w:r>
+          <w:proofErr w:type="spellEnd"/>
         </w:sdtContent>
       </w:sdt>
       <w:r>
@@ -2465,10 +2402,12 @@
           <w:placeholder>
             <w:docPart w:val="DefaultPlaceholder_-1854013440"/>
           </w:placeholder>
-          <w:dataBinding w:prefixMappings="xmlns:ns0='urn:microsoft-dynamics-nav/reports/Appraisal_Planning_Report/52600/'" w:xpath="/ns0:NavWordReportXmlPart[1]/ns0:Plan[1]/ns0:HRApprovedAt[1]" w:storeItemID="{52D104EF-76F4-4C14-AE5D-B85D10F4C0B9}"/>
+          <w:dataBinding w:prefixMappings="xmlns:ns0='urn:microsoft-dynamics-nav/reports/Appraisal_Planning_Report/52600/'" w:xpath="/ns0:NavWordReportXmlPart[1]/ns0:Plan[1]/ns0:HRApprovedAt[1]" w:storeItemID="{78CFABDE-C24A-46A1-9E7A-0CC1482CFF96}"/>
           <w:text/>
         </w:sdtPr>
+        <w:sdtEndPr/>
         <w:sdtContent>
+          <w:proofErr w:type="spellStart"/>
           <w:r>
             <w:rPr>
               <w:b/>
@@ -2476,6 +2415,7 @@
             </w:rPr>
             <w:t>HRApprovedAt</w:t>
           </w:r>
+          <w:proofErr w:type="spellEnd"/>
         </w:sdtContent>
       </w:sdt>
     </w:p>
@@ -2496,7 +2436,7 @@
 </file>
 
 <file path=word/endnotes.xml><?xml version="1.0" encoding="utf-8"?>
-<w:endnotes xmlns:wpc="http://schemas.microsoft.com/office/word/2010/wordprocessingCanvas" xmlns:cx="http://schemas.microsoft.com/office/drawing/2014/chartex" xmlns:cx1="http://schemas.microsoft.com/office/drawing/2015/9/8/chartex" xmlns:cx2="http://schemas.microsoft.com/office/drawing/2015/10/21/chartex" xmlns:cx3="http://schemas.microsoft.com/office/drawing/2016/5/9/chartex" xmlns:cx4="http://schemas.microsoft.com/office/drawing/2016/5/10/chartex" xmlns:cx5="http://schemas.microsoft.com/office/drawing/2016/5/11/chartex" xmlns:cx6="http://schemas.microsoft.com/office/drawing/2016/5/12/chartex" xmlns:cx7="http://schemas.microsoft.com/office/drawing/2016/5/13/chartex" xmlns:cx8="http://schemas.microsoft.com/office/drawing/2016/5/14/chartex" xmlns:mc="http://schemas.openxmlformats.org/markup-compatibility/2006" xmlns:aink="http://schemas.microsoft.com/office/drawing/2016/ink" xmlns:am3d="http://schemas.microsoft.com/office/drawing/2017/model3d" xmlns:o="urn:schemas-microsoft-com:office:office" xmlns:oel="http://schemas.microsoft.com/office/2019/extlst" xmlns:r="http://schemas.openxmlformats.org/officeDocument/2006/relationships" xmlns:m="http://schemas.openxmlformats.org/officeDocument/2006/math" xmlns:v="urn:schemas-microsoft-com:vml" xmlns:wp14="http://schemas.microsoft.com/office/word/2010/wordprocessingDrawing" xmlns:wp="http://schemas.openxmlformats.org/drawingml/2006/wordprocessingDrawing" xmlns:w10="urn:schemas-microsoft-com:office:word" xmlns:w="http://schemas.openxmlformats.org/wordprocessingml/2006/main" xmlns:w14="http://schemas.microsoft.com/office/word/2010/wordml" xmlns:w15="http://schemas.microsoft.com/office/word/2012/wordml" xmlns:w16cex="http://schemas.microsoft.com/office/word/2018/wordml/cex" xmlns:w16cid="http://schemas.microsoft.com/office/word/2016/wordml/cid" xmlns:w16="http://schemas.microsoft.com/office/word/2018/wordml" xmlns:w16du="http://schemas.microsoft.com/office/word/2023/wordml/word16du" xmlns:w16sdtdh="http://schemas.microsoft.com/office/word/2020/wordml/sdtdatahash" xmlns:w16sdtfl="http://schemas.microsoft.com/office/word/2024/wordml/sdtformatlock" xmlns:w16se="http://schemas.microsoft.com/office/word/2015/wordml/symex" xmlns:wpg="http://schemas.microsoft.com/office/word/2010/wordprocessingGroup" xmlns:wpi="http://schemas.microsoft.com/office/word/2010/wordprocessingInk" xmlns:wne="http://schemas.microsoft.com/office/word/2006/wordml" xmlns:wps="http://schemas.microsoft.com/office/word/2010/wordprocessingShape" mc:Ignorable="w14 w15 w16se w16cid w16 w16cex w16sdtdh w16sdtfl w16du wp14">
+<w:endnotes xmlns:wpc="http://schemas.microsoft.com/office/word/2010/wordprocessingCanvas" xmlns:cx="http://schemas.microsoft.com/office/drawing/2014/chartex" xmlns:cx1="http://schemas.microsoft.com/office/drawing/2015/9/8/chartex" xmlns:mc="http://schemas.openxmlformats.org/markup-compatibility/2006" xmlns:o="urn:schemas-microsoft-com:office:office" xmlns:r="http://schemas.openxmlformats.org/officeDocument/2006/relationships" xmlns:m="http://schemas.openxmlformats.org/officeDocument/2006/math" xmlns:v="urn:schemas-microsoft-com:vml" xmlns:wp14="http://schemas.microsoft.com/office/word/2010/wordprocessingDrawing" xmlns:wp="http://schemas.openxmlformats.org/drawingml/2006/wordprocessingDrawing" xmlns:w10="urn:schemas-microsoft-com:office:word" xmlns:w="http://schemas.openxmlformats.org/wordprocessingml/2006/main" xmlns:w14="http://schemas.microsoft.com/office/word/2010/wordml" xmlns:w15="http://schemas.microsoft.com/office/word/2012/wordml" xmlns:w16se="http://schemas.microsoft.com/office/word/2015/wordml/symex" xmlns:wpg="http://schemas.microsoft.com/office/word/2010/wordprocessingGroup" xmlns:wpi="http://schemas.microsoft.com/office/word/2010/wordprocessingInk" xmlns:wne="http://schemas.microsoft.com/office/word/2006/wordml" xmlns:wps="http://schemas.microsoft.com/office/word/2010/wordprocessingShape" mc:Ignorable="w14 w15 w16se wp14">
   <w:endnote w:type="separator" w:id="-1">
     <w:p>
       <w:pPr>
@@ -2521,7 +2461,7 @@
 </file>
 
 <file path=word/footer1.xml><?xml version="1.0" encoding="utf-8"?>
-<w:ftr xmlns:wpc="http://schemas.microsoft.com/office/word/2010/wordprocessingCanvas" xmlns:cx="http://schemas.microsoft.com/office/drawing/2014/chartex" xmlns:cx1="http://schemas.microsoft.com/office/drawing/2015/9/8/chartex" xmlns:cx2="http://schemas.microsoft.com/office/drawing/2015/10/21/chartex" xmlns:cx3="http://schemas.microsoft.com/office/drawing/2016/5/9/chartex" xmlns:cx4="http://schemas.microsoft.com/office/drawing/2016/5/10/chartex" xmlns:cx5="http://schemas.microsoft.com/office/drawing/2016/5/11/chartex" xmlns:cx6="http://schemas.microsoft.com/office/drawing/2016/5/12/chartex" xmlns:cx7="http://schemas.microsoft.com/office/drawing/2016/5/13/chartex" xmlns:cx8="http://schemas.microsoft.com/office/drawing/2016/5/14/chartex" xmlns:mc="http://schemas.openxmlformats.org/markup-compatibility/2006" xmlns:aink="http://schemas.microsoft.com/office/drawing/2016/ink" xmlns:am3d="http://schemas.microsoft.com/office/drawing/2017/model3d" xmlns:o="urn:schemas-microsoft-com:office:office" xmlns:oel="http://schemas.microsoft.com/office/2019/extlst" xmlns:r="http://schemas.openxmlformats.org/officeDocument/2006/relationships" xmlns:m="http://schemas.openxmlformats.org/officeDocument/2006/math" xmlns:v="urn:schemas-microsoft-com:vml" xmlns:wp14="http://schemas.microsoft.com/office/word/2010/wordprocessingDrawing" xmlns:wp="http://schemas.openxmlformats.org/drawingml/2006/wordprocessingDrawing" xmlns:w10="urn:schemas-microsoft-com:office:word" xmlns:w="http://schemas.openxmlformats.org/wordprocessingml/2006/main" xmlns:w14="http://schemas.microsoft.com/office/word/2010/wordml" xmlns:w15="http://schemas.microsoft.com/office/word/2012/wordml" xmlns:w16cex="http://schemas.microsoft.com/office/word/2018/wordml/cex" xmlns:w16cid="http://schemas.microsoft.com/office/word/2016/wordml/cid" xmlns:w16="http://schemas.microsoft.com/office/word/2018/wordml" xmlns:w16du="http://schemas.microsoft.com/office/word/2023/wordml/word16du" xmlns:w16sdtdh="http://schemas.microsoft.com/office/word/2020/wordml/sdtdatahash" xmlns:w16sdtfl="http://schemas.microsoft.com/office/word/2024/wordml/sdtformatlock" xmlns:w16se="http://schemas.microsoft.com/office/word/2015/wordml/symex" xmlns:wpg="http://schemas.microsoft.com/office/word/2010/wordprocessingGroup" xmlns:wpi="http://schemas.microsoft.com/office/word/2010/wordprocessingInk" xmlns:wne="http://schemas.microsoft.com/office/word/2006/wordml" xmlns:wps="http://schemas.microsoft.com/office/word/2010/wordprocessingShape" mc:Ignorable="w14 w15 w16se w16cid w16 w16cex w16sdtdh w16sdtfl w16du wp14">
+<w:ftr xmlns:wpc="http://schemas.microsoft.com/office/word/2010/wordprocessingCanvas" xmlns:cx="http://schemas.microsoft.com/office/drawing/2014/chartex" xmlns:cx1="http://schemas.microsoft.com/office/drawing/2015/9/8/chartex" xmlns:mc="http://schemas.openxmlformats.org/markup-compatibility/2006" xmlns:o="urn:schemas-microsoft-com:office:office" xmlns:r="http://schemas.openxmlformats.org/officeDocument/2006/relationships" xmlns:m="http://schemas.openxmlformats.org/officeDocument/2006/math" xmlns:v="urn:schemas-microsoft-com:vml" xmlns:wp14="http://schemas.microsoft.com/office/word/2010/wordprocessingDrawing" xmlns:wp="http://schemas.openxmlformats.org/drawingml/2006/wordprocessingDrawing" xmlns:w10="urn:schemas-microsoft-com:office:word" xmlns:w="http://schemas.openxmlformats.org/wordprocessingml/2006/main" xmlns:w14="http://schemas.microsoft.com/office/word/2010/wordml" xmlns:w15="http://schemas.microsoft.com/office/word/2012/wordml" xmlns:w16se="http://schemas.microsoft.com/office/word/2015/wordml/symex" xmlns:wpg="http://schemas.microsoft.com/office/word/2010/wordprocessingGroup" xmlns:wpi="http://schemas.microsoft.com/office/word/2010/wordprocessingInk" xmlns:wne="http://schemas.microsoft.com/office/word/2006/wordml" xmlns:wps="http://schemas.microsoft.com/office/word/2010/wordprocessingShape" mc:Ignorable="w14 w15 w16se wp14">
   <w:p>
     <w:pPr>
       <w:pStyle w:val="Footer"/>
@@ -2531,7 +2471,7 @@
 </file>
 
 <file path=word/footer2.xml><?xml version="1.0" encoding="utf-8"?>
-<w:ftr xmlns:wpc="http://schemas.microsoft.com/office/word/2010/wordprocessingCanvas" xmlns:cx="http://schemas.microsoft.com/office/drawing/2014/chartex" xmlns:cx1="http://schemas.microsoft.com/office/drawing/2015/9/8/chartex" xmlns:cx2="http://schemas.microsoft.com/office/drawing/2015/10/21/chartex" xmlns:cx3="http://schemas.microsoft.com/office/drawing/2016/5/9/chartex" xmlns:cx4="http://schemas.microsoft.com/office/drawing/2016/5/10/chartex" xmlns:cx5="http://schemas.microsoft.com/office/drawing/2016/5/11/chartex" xmlns:cx6="http://schemas.microsoft.com/office/drawing/2016/5/12/chartex" xmlns:cx7="http://schemas.microsoft.com/office/drawing/2016/5/13/chartex" xmlns:cx8="http://schemas.microsoft.com/office/drawing/2016/5/14/chartex" xmlns:mc="http://schemas.openxmlformats.org/markup-compatibility/2006" xmlns:aink="http://schemas.microsoft.com/office/drawing/2016/ink" xmlns:am3d="http://schemas.microsoft.com/office/drawing/2017/model3d" xmlns:o="urn:schemas-microsoft-com:office:office" xmlns:oel="http://schemas.microsoft.com/office/2019/extlst" xmlns:r="http://schemas.openxmlformats.org/officeDocument/2006/relationships" xmlns:m="http://schemas.openxmlformats.org/officeDocument/2006/math" xmlns:v="urn:schemas-microsoft-com:vml" xmlns:wp14="http://schemas.microsoft.com/office/word/2010/wordprocessingDrawing" xmlns:wp="http://schemas.openxmlformats.org/drawingml/2006/wordprocessingDrawing" xmlns:w10="urn:schemas-microsoft-com:office:word" xmlns:w="http://schemas.openxmlformats.org/wordprocessingml/2006/main" xmlns:w14="http://schemas.microsoft.com/office/word/2010/wordml" xmlns:w15="http://schemas.microsoft.com/office/word/2012/wordml" xmlns:w16cex="http://schemas.microsoft.com/office/word/2018/wordml/cex" xmlns:w16cid="http://schemas.microsoft.com/office/word/2016/wordml/cid" xmlns:w16="http://schemas.microsoft.com/office/word/2018/wordml" xmlns:w16du="http://schemas.microsoft.com/office/word/2023/wordml/word16du" xmlns:w16sdtdh="http://schemas.microsoft.com/office/word/2020/wordml/sdtdatahash" xmlns:w16sdtfl="http://schemas.microsoft.com/office/word/2024/wordml/sdtformatlock" xmlns:w16se="http://schemas.microsoft.com/office/word/2015/wordml/symex" xmlns:wpg="http://schemas.microsoft.com/office/word/2010/wordprocessingGroup" xmlns:wpi="http://schemas.microsoft.com/office/word/2010/wordprocessingInk" xmlns:wne="http://schemas.microsoft.com/office/word/2006/wordml" xmlns:wps="http://schemas.microsoft.com/office/word/2010/wordprocessingShape" mc:Ignorable="w14 w15 w16se w16cid w16 w16cex w16sdtdh w16sdtfl w16du wp14">
+<w:ftr xmlns:wpc="http://schemas.microsoft.com/office/word/2010/wordprocessingCanvas" xmlns:cx="http://schemas.microsoft.com/office/drawing/2014/chartex" xmlns:cx1="http://schemas.microsoft.com/office/drawing/2015/9/8/chartex" xmlns:mc="http://schemas.openxmlformats.org/markup-compatibility/2006" xmlns:o="urn:schemas-microsoft-com:office:office" xmlns:r="http://schemas.openxmlformats.org/officeDocument/2006/relationships" xmlns:m="http://schemas.openxmlformats.org/officeDocument/2006/math" xmlns:v="urn:schemas-microsoft-com:vml" xmlns:wp14="http://schemas.microsoft.com/office/word/2010/wordprocessingDrawing" xmlns:wp="http://schemas.openxmlformats.org/drawingml/2006/wordprocessingDrawing" xmlns:w10="urn:schemas-microsoft-com:office:word" xmlns:w="http://schemas.openxmlformats.org/wordprocessingml/2006/main" xmlns:w14="http://schemas.microsoft.com/office/word/2010/wordml" xmlns:w15="http://schemas.microsoft.com/office/word/2012/wordml" xmlns:w16se="http://schemas.microsoft.com/office/word/2015/wordml/symex" xmlns:wpg="http://schemas.microsoft.com/office/word/2010/wordprocessingGroup" xmlns:wpi="http://schemas.microsoft.com/office/word/2010/wordprocessingInk" xmlns:wne="http://schemas.microsoft.com/office/word/2006/wordml" xmlns:wps="http://schemas.microsoft.com/office/word/2010/wordprocessingShape" mc:Ignorable="w14 w15 w16se wp14">
   <w:p>
     <w:pPr>
       <w:pStyle w:val="Footer"/>
@@ -2553,7 +2493,7 @@
 </file>
 
 <file path=word/footer3.xml><?xml version="1.0" encoding="utf-8"?>
-<w:ftr xmlns:wpc="http://schemas.microsoft.com/office/word/2010/wordprocessingCanvas" xmlns:cx="http://schemas.microsoft.com/office/drawing/2014/chartex" xmlns:cx1="http://schemas.microsoft.com/office/drawing/2015/9/8/chartex" xmlns:cx2="http://schemas.microsoft.com/office/drawing/2015/10/21/chartex" xmlns:cx3="http://schemas.microsoft.com/office/drawing/2016/5/9/chartex" xmlns:cx4="http://schemas.microsoft.com/office/drawing/2016/5/10/chartex" xmlns:cx5="http://schemas.microsoft.com/office/drawing/2016/5/11/chartex" xmlns:cx6="http://schemas.microsoft.com/office/drawing/2016/5/12/chartex" xmlns:cx7="http://schemas.microsoft.com/office/drawing/2016/5/13/chartex" xmlns:cx8="http://schemas.microsoft.com/office/drawing/2016/5/14/chartex" xmlns:mc="http://schemas.openxmlformats.org/markup-compatibility/2006" xmlns:aink="http://schemas.microsoft.com/office/drawing/2016/ink" xmlns:am3d="http://schemas.microsoft.com/office/drawing/2017/model3d" xmlns:o="urn:schemas-microsoft-com:office:office" xmlns:oel="http://schemas.microsoft.com/office/2019/extlst" xmlns:r="http://schemas.openxmlformats.org/officeDocument/2006/relationships" xmlns:m="http://schemas.openxmlformats.org/officeDocument/2006/math" xmlns:v="urn:schemas-microsoft-com:vml" xmlns:wp14="http://schemas.microsoft.com/office/word/2010/wordprocessingDrawing" xmlns:wp="http://schemas.openxmlformats.org/drawingml/2006/wordprocessingDrawing" xmlns:w10="urn:schemas-microsoft-com:office:word" xmlns:w="http://schemas.openxmlformats.org/wordprocessingml/2006/main" xmlns:w14="http://schemas.microsoft.com/office/word/2010/wordml" xmlns:w15="http://schemas.microsoft.com/office/word/2012/wordml" xmlns:w16cex="http://schemas.microsoft.com/office/word/2018/wordml/cex" xmlns:w16cid="http://schemas.microsoft.com/office/word/2016/wordml/cid" xmlns:w16="http://schemas.microsoft.com/office/word/2018/wordml" xmlns:w16du="http://schemas.microsoft.com/office/word/2023/wordml/word16du" xmlns:w16sdtdh="http://schemas.microsoft.com/office/word/2020/wordml/sdtdatahash" xmlns:w16sdtfl="http://schemas.microsoft.com/office/word/2024/wordml/sdtformatlock" xmlns:w16se="http://schemas.microsoft.com/office/word/2015/wordml/symex" xmlns:wpg="http://schemas.microsoft.com/office/word/2010/wordprocessingGroup" xmlns:wpi="http://schemas.microsoft.com/office/word/2010/wordprocessingInk" xmlns:wne="http://schemas.microsoft.com/office/word/2006/wordml" xmlns:wps="http://schemas.microsoft.com/office/word/2010/wordprocessingShape" mc:Ignorable="w14 w15 w16se w16cid w16 w16cex w16sdtdh w16sdtfl w16du wp14">
+<w:ftr xmlns:wpc="http://schemas.microsoft.com/office/word/2010/wordprocessingCanvas" xmlns:cx="http://schemas.microsoft.com/office/drawing/2014/chartex" xmlns:cx1="http://schemas.microsoft.com/office/drawing/2015/9/8/chartex" xmlns:mc="http://schemas.openxmlformats.org/markup-compatibility/2006" xmlns:o="urn:schemas-microsoft-com:office:office" xmlns:r="http://schemas.openxmlformats.org/officeDocument/2006/relationships" xmlns:m="http://schemas.openxmlformats.org/officeDocument/2006/math" xmlns:v="urn:schemas-microsoft-com:vml" xmlns:wp14="http://schemas.microsoft.com/office/word/2010/wordprocessingDrawing" xmlns:wp="http://schemas.openxmlformats.org/drawingml/2006/wordprocessingDrawing" xmlns:w10="urn:schemas-microsoft-com:office:word" xmlns:w="http://schemas.openxmlformats.org/wordprocessingml/2006/main" xmlns:w14="http://schemas.microsoft.com/office/word/2010/wordml" xmlns:w15="http://schemas.microsoft.com/office/word/2012/wordml" xmlns:w16se="http://schemas.microsoft.com/office/word/2015/wordml/symex" xmlns:wpg="http://schemas.microsoft.com/office/word/2010/wordprocessingGroup" xmlns:wpi="http://schemas.microsoft.com/office/word/2010/wordprocessingInk" xmlns:wne="http://schemas.microsoft.com/office/word/2006/wordml" xmlns:wps="http://schemas.microsoft.com/office/word/2010/wordprocessingShape" mc:Ignorable="w14 w15 w16se wp14">
   <w:p>
     <w:pPr>
       <w:pStyle w:val="Footer"/>
@@ -2563,7 +2503,7 @@
 </file>
 
 <file path=word/footnotes.xml><?xml version="1.0" encoding="utf-8"?>
-<w:footnotes xmlns:wpc="http://schemas.microsoft.com/office/word/2010/wordprocessingCanvas" xmlns:cx="http://schemas.microsoft.com/office/drawing/2014/chartex" xmlns:cx1="http://schemas.microsoft.com/office/drawing/2015/9/8/chartex" xmlns:cx2="http://schemas.microsoft.com/office/drawing/2015/10/21/chartex" xmlns:cx3="http://schemas.microsoft.com/office/drawing/2016/5/9/chartex" xmlns:cx4="http://schemas.microsoft.com/office/drawing/2016/5/10/chartex" xmlns:cx5="http://schemas.microsoft.com/office/drawing/2016/5/11/chartex" xmlns:cx6="http://schemas.microsoft.com/office/drawing/2016/5/12/chartex" xmlns:cx7="http://schemas.microsoft.com/office/drawing/2016/5/13/chartex" xmlns:cx8="http://schemas.microsoft.com/office/drawing/2016/5/14/chartex" xmlns:mc="http://schemas.openxmlformats.org/markup-compatibility/2006" xmlns:aink="http://schemas.microsoft.com/office/drawing/2016/ink" xmlns:am3d="http://schemas.microsoft.com/office/drawing/2017/model3d" xmlns:o="urn:schemas-microsoft-com:office:office" xmlns:oel="http://schemas.microsoft.com/office/2019/extlst" xmlns:r="http://schemas.openxmlformats.org/officeDocument/2006/relationships" xmlns:m="http://schemas.openxmlformats.org/officeDocument/2006/math" xmlns:v="urn:schemas-microsoft-com:vml" xmlns:wp14="http://schemas.microsoft.com/office/word/2010/wordprocessingDrawing" xmlns:wp="http://schemas.openxmlformats.org/drawingml/2006/wordprocessingDrawing" xmlns:w10="urn:schemas-microsoft-com:office:word" xmlns:w="http://schemas.openxmlformats.org/wordprocessingml/2006/main" xmlns:w14="http://schemas.microsoft.com/office/word/2010/wordml" xmlns:w15="http://schemas.microsoft.com/office/word/2012/wordml" xmlns:w16cex="http://schemas.microsoft.com/office/word/2018/wordml/cex" xmlns:w16cid="http://schemas.microsoft.com/office/word/2016/wordml/cid" xmlns:w16="http://schemas.microsoft.com/office/word/2018/wordml" xmlns:w16du="http://schemas.microsoft.com/office/word/2023/wordml/word16du" xmlns:w16sdtdh="http://schemas.microsoft.com/office/word/2020/wordml/sdtdatahash" xmlns:w16sdtfl="http://schemas.microsoft.com/office/word/2024/wordml/sdtformatlock" xmlns:w16se="http://schemas.microsoft.com/office/word/2015/wordml/symex" xmlns:wpg="http://schemas.microsoft.com/office/word/2010/wordprocessingGroup" xmlns:wpi="http://schemas.microsoft.com/office/word/2010/wordprocessingInk" xmlns:wne="http://schemas.microsoft.com/office/word/2006/wordml" xmlns:wps="http://schemas.microsoft.com/office/word/2010/wordprocessingShape" mc:Ignorable="w14 w15 w16se w16cid w16 w16cex w16sdtdh w16sdtfl w16du wp14">
+<w:footnotes xmlns:wpc="http://schemas.microsoft.com/office/word/2010/wordprocessingCanvas" xmlns:cx="http://schemas.microsoft.com/office/drawing/2014/chartex" xmlns:cx1="http://schemas.microsoft.com/office/drawing/2015/9/8/chartex" xmlns:mc="http://schemas.openxmlformats.org/markup-compatibility/2006" xmlns:o="urn:schemas-microsoft-com:office:office" xmlns:r="http://schemas.openxmlformats.org/officeDocument/2006/relationships" xmlns:m="http://schemas.openxmlformats.org/officeDocument/2006/math" xmlns:v="urn:schemas-microsoft-com:vml" xmlns:wp14="http://schemas.microsoft.com/office/word/2010/wordprocessingDrawing" xmlns:wp="http://schemas.openxmlformats.org/drawingml/2006/wordprocessingDrawing" xmlns:w10="urn:schemas-microsoft-com:office:word" xmlns:w="http://schemas.openxmlformats.org/wordprocessingml/2006/main" xmlns:w14="http://schemas.microsoft.com/office/word/2010/wordml" xmlns:w15="http://schemas.microsoft.com/office/word/2012/wordml" xmlns:w16se="http://schemas.microsoft.com/office/word/2015/wordml/symex" xmlns:wpg="http://schemas.microsoft.com/office/word/2010/wordprocessingGroup" xmlns:wpi="http://schemas.microsoft.com/office/word/2010/wordprocessingInk" xmlns:wne="http://schemas.microsoft.com/office/word/2006/wordml" xmlns:wps="http://schemas.microsoft.com/office/word/2010/wordprocessingShape" mc:Ignorable="w14 w15 w16se wp14">
   <w:footnote w:type="separator" w:id="-1">
     <w:p>
       <w:pPr>
@@ -2588,7 +2528,7 @@
 </file>
 
 <file path=word/header1.xml><?xml version="1.0" encoding="utf-8"?>
-<w:hdr xmlns:wpc="http://schemas.microsoft.com/office/word/2010/wordprocessingCanvas" xmlns:cx="http://schemas.microsoft.com/office/drawing/2014/chartex" xmlns:cx1="http://schemas.microsoft.com/office/drawing/2015/9/8/chartex" xmlns:cx2="http://schemas.microsoft.com/office/drawing/2015/10/21/chartex" xmlns:cx3="http://schemas.microsoft.com/office/drawing/2016/5/9/chartex" xmlns:cx4="http://schemas.microsoft.com/office/drawing/2016/5/10/chartex" xmlns:cx5="http://schemas.microsoft.com/office/drawing/2016/5/11/chartex" xmlns:cx6="http://schemas.microsoft.com/office/drawing/2016/5/12/chartex" xmlns:cx7="http://schemas.microsoft.com/office/drawing/2016/5/13/chartex" xmlns:cx8="http://schemas.microsoft.com/office/drawing/2016/5/14/chartex" xmlns:mc="http://schemas.openxmlformats.org/markup-compatibility/2006" xmlns:aink="http://schemas.microsoft.com/office/drawing/2016/ink" xmlns:am3d="http://schemas.microsoft.com/office/drawing/2017/model3d" xmlns:o="urn:schemas-microsoft-com:office:office" xmlns:oel="http://schemas.microsoft.com/office/2019/extlst" xmlns:r="http://schemas.openxmlformats.org/officeDocument/2006/relationships" xmlns:m="http://schemas.openxmlformats.org/officeDocument/2006/math" xmlns:v="urn:schemas-microsoft-com:vml" xmlns:wp14="http://schemas.microsoft.com/office/word/2010/wordprocessingDrawing" xmlns:wp="http://schemas.openxmlformats.org/drawingml/2006/wordprocessingDrawing" xmlns:w10="urn:schemas-microsoft-com:office:word" xmlns:w="http://schemas.openxmlformats.org/wordprocessingml/2006/main" xmlns:w14="http://schemas.microsoft.com/office/word/2010/wordml" xmlns:w15="http://schemas.microsoft.com/office/word/2012/wordml" xmlns:w16cex="http://schemas.microsoft.com/office/word/2018/wordml/cex" xmlns:w16cid="http://schemas.microsoft.com/office/word/2016/wordml/cid" xmlns:w16="http://schemas.microsoft.com/office/word/2018/wordml" xmlns:w16du="http://schemas.microsoft.com/office/word/2023/wordml/word16du" xmlns:w16sdtdh="http://schemas.microsoft.com/office/word/2020/wordml/sdtdatahash" xmlns:w16sdtfl="http://schemas.microsoft.com/office/word/2024/wordml/sdtformatlock" xmlns:w16se="http://schemas.microsoft.com/office/word/2015/wordml/symex" xmlns:wpg="http://schemas.microsoft.com/office/word/2010/wordprocessingGroup" xmlns:wpi="http://schemas.microsoft.com/office/word/2010/wordprocessingInk" xmlns:wne="http://schemas.microsoft.com/office/word/2006/wordml" xmlns:wps="http://schemas.microsoft.com/office/word/2010/wordprocessingShape" mc:Ignorable="w14 w15 w16se w16cid w16 w16cex w16sdtdh w16sdtfl w16du wp14">
+<w:hdr xmlns:wpc="http://schemas.microsoft.com/office/word/2010/wordprocessingCanvas" xmlns:cx="http://schemas.microsoft.com/office/drawing/2014/chartex" xmlns:cx1="http://schemas.microsoft.com/office/drawing/2015/9/8/chartex" xmlns:mc="http://schemas.openxmlformats.org/markup-compatibility/2006" xmlns:o="urn:schemas-microsoft-com:office:office" xmlns:r="http://schemas.openxmlformats.org/officeDocument/2006/relationships" xmlns:m="http://schemas.openxmlformats.org/officeDocument/2006/math" xmlns:v="urn:schemas-microsoft-com:vml" xmlns:wp14="http://schemas.microsoft.com/office/word/2010/wordprocessingDrawing" xmlns:wp="http://schemas.openxmlformats.org/drawingml/2006/wordprocessingDrawing" xmlns:w10="urn:schemas-microsoft-com:office:word" xmlns:w="http://schemas.openxmlformats.org/wordprocessingml/2006/main" xmlns:w14="http://schemas.microsoft.com/office/word/2010/wordml" xmlns:w15="http://schemas.microsoft.com/office/word/2012/wordml" xmlns:w16se="http://schemas.microsoft.com/office/word/2015/wordml/symex" xmlns:wpg="http://schemas.microsoft.com/office/word/2010/wordprocessingGroup" xmlns:wpi="http://schemas.microsoft.com/office/word/2010/wordprocessingInk" xmlns:wne="http://schemas.microsoft.com/office/word/2006/wordml" xmlns:wps="http://schemas.microsoft.com/office/word/2010/wordprocessingShape" mc:Ignorable="w14 w15 w16se wp14">
   <w:p>
     <w:pPr>
       <w:pStyle w:val="Header"/>
@@ -2598,7 +2538,7 @@
 </file>
 
 <file path=word/header2.xml><?xml version="1.0" encoding="utf-8"?>
-<w:hdr xmlns:wpc="http://schemas.microsoft.com/office/word/2010/wordprocessingCanvas" xmlns:cx="http://schemas.microsoft.com/office/drawing/2014/chartex" xmlns:cx1="http://schemas.microsoft.com/office/drawing/2015/9/8/chartex" xmlns:cx2="http://schemas.microsoft.com/office/drawing/2015/10/21/chartex" xmlns:cx3="http://schemas.microsoft.com/office/drawing/2016/5/9/chartex" xmlns:cx4="http://schemas.microsoft.com/office/drawing/2016/5/10/chartex" xmlns:cx5="http://schemas.microsoft.com/office/drawing/2016/5/11/chartex" xmlns:cx6="http://schemas.microsoft.com/office/drawing/2016/5/12/chartex" xmlns:cx7="http://schemas.microsoft.com/office/drawing/2016/5/13/chartex" xmlns:cx8="http://schemas.microsoft.com/office/drawing/2016/5/14/chartex" xmlns:mc="http://schemas.openxmlformats.org/markup-compatibility/2006" xmlns:aink="http://schemas.microsoft.com/office/drawing/2016/ink" xmlns:am3d="http://schemas.microsoft.com/office/drawing/2017/model3d" xmlns:o="urn:schemas-microsoft-com:office:office" xmlns:oel="http://schemas.microsoft.com/office/2019/extlst" xmlns:r="http://schemas.openxmlformats.org/officeDocument/2006/relationships" xmlns:m="http://schemas.openxmlformats.org/officeDocument/2006/math" xmlns:v="urn:schemas-microsoft-com:vml" xmlns:wp14="http://schemas.microsoft.com/office/word/2010/wordprocessingDrawing" xmlns:wp="http://schemas.openxmlformats.org/drawingml/2006/wordprocessingDrawing" xmlns:w10="urn:schemas-microsoft-com:office:word" xmlns:w="http://schemas.openxmlformats.org/wordprocessingml/2006/main" xmlns:w14="http://schemas.microsoft.com/office/word/2010/wordml" xmlns:w15="http://schemas.microsoft.com/office/word/2012/wordml" xmlns:w16cex="http://schemas.microsoft.com/office/word/2018/wordml/cex" xmlns:w16cid="http://schemas.microsoft.com/office/word/2016/wordml/cid" xmlns:w16="http://schemas.microsoft.com/office/word/2018/wordml" xmlns:w16du="http://schemas.microsoft.com/office/word/2023/wordml/word16du" xmlns:w16sdtdh="http://schemas.microsoft.com/office/word/2020/wordml/sdtdatahash" xmlns:w16sdtfl="http://schemas.microsoft.com/office/word/2024/wordml/sdtformatlock" xmlns:w16se="http://schemas.microsoft.com/office/word/2015/wordml/symex" xmlns:wpg="http://schemas.microsoft.com/office/word/2010/wordprocessingGroup" xmlns:wpi="http://schemas.microsoft.com/office/word/2010/wordprocessingInk" xmlns:wne="http://schemas.microsoft.com/office/word/2006/wordml" xmlns:wps="http://schemas.microsoft.com/office/word/2010/wordprocessingShape" mc:Ignorable="w14 w15 w16se w16cid w16 w16cex w16sdtdh w16sdtfl w16du wp14">
+<w:hdr xmlns:wpc="http://schemas.microsoft.com/office/word/2010/wordprocessingCanvas" xmlns:cx="http://schemas.microsoft.com/office/drawing/2014/chartex" xmlns:cx1="http://schemas.microsoft.com/office/drawing/2015/9/8/chartex" xmlns:mc="http://schemas.openxmlformats.org/markup-compatibility/2006" xmlns:o="urn:schemas-microsoft-com:office:office" xmlns:r="http://schemas.openxmlformats.org/officeDocument/2006/relationships" xmlns:m="http://schemas.openxmlformats.org/officeDocument/2006/math" xmlns:v="urn:schemas-microsoft-com:vml" xmlns:wp14="http://schemas.microsoft.com/office/word/2010/wordprocessingDrawing" xmlns:wp="http://schemas.openxmlformats.org/drawingml/2006/wordprocessingDrawing" xmlns:w10="urn:schemas-microsoft-com:office:word" xmlns:w="http://schemas.openxmlformats.org/wordprocessingml/2006/main" xmlns:w14="http://schemas.microsoft.com/office/word/2010/wordml" xmlns:w15="http://schemas.microsoft.com/office/word/2012/wordml" xmlns:w16se="http://schemas.microsoft.com/office/word/2015/wordml/symex" xmlns:wpg="http://schemas.microsoft.com/office/word/2010/wordprocessingGroup" xmlns:wpi="http://schemas.microsoft.com/office/word/2010/wordprocessingInk" xmlns:wne="http://schemas.microsoft.com/office/word/2006/wordml" xmlns:wps="http://schemas.microsoft.com/office/word/2010/wordprocessingShape" mc:Ignorable="w14 w15 w16se wp14">
   <w:p>
     <w:pPr>
       <w:pStyle w:val="Header"/>
@@ -2608,7 +2548,7 @@
 </file>
 
 <file path=word/header3.xml><?xml version="1.0" encoding="utf-8"?>
-<w:hdr xmlns:wpc="http://schemas.microsoft.com/office/word/2010/wordprocessingCanvas" xmlns:cx="http://schemas.microsoft.com/office/drawing/2014/chartex" xmlns:cx1="http://schemas.microsoft.com/office/drawing/2015/9/8/chartex" xmlns:cx2="http://schemas.microsoft.com/office/drawing/2015/10/21/chartex" xmlns:cx3="http://schemas.microsoft.com/office/drawing/2016/5/9/chartex" xmlns:cx4="http://schemas.microsoft.com/office/drawing/2016/5/10/chartex" xmlns:cx5="http://schemas.microsoft.com/office/drawing/2016/5/11/chartex" xmlns:cx6="http://schemas.microsoft.com/office/drawing/2016/5/12/chartex" xmlns:cx7="http://schemas.microsoft.com/office/drawing/2016/5/13/chartex" xmlns:cx8="http://schemas.microsoft.com/office/drawing/2016/5/14/chartex" xmlns:mc="http://schemas.openxmlformats.org/markup-compatibility/2006" xmlns:aink="http://schemas.microsoft.com/office/drawing/2016/ink" xmlns:am3d="http://schemas.microsoft.com/office/drawing/2017/model3d" xmlns:o="urn:schemas-microsoft-com:office:office" xmlns:oel="http://schemas.microsoft.com/office/2019/extlst" xmlns:r="http://schemas.openxmlformats.org/officeDocument/2006/relationships" xmlns:m="http://schemas.openxmlformats.org/officeDocument/2006/math" xmlns:v="urn:schemas-microsoft-com:vml" xmlns:wp14="http://schemas.microsoft.com/office/word/2010/wordprocessingDrawing" xmlns:wp="http://schemas.openxmlformats.org/drawingml/2006/wordprocessingDrawing" xmlns:w10="urn:schemas-microsoft-com:office:word" xmlns:w="http://schemas.openxmlformats.org/wordprocessingml/2006/main" xmlns:w14="http://schemas.microsoft.com/office/word/2010/wordml" xmlns:w15="http://schemas.microsoft.com/office/word/2012/wordml" xmlns:w16cex="http://schemas.microsoft.com/office/word/2018/wordml/cex" xmlns:w16cid="http://schemas.microsoft.com/office/word/2016/wordml/cid" xmlns:w16="http://schemas.microsoft.com/office/word/2018/wordml" xmlns:w16du="http://schemas.microsoft.com/office/word/2023/wordml/word16du" xmlns:w16sdtdh="http://schemas.microsoft.com/office/word/2020/wordml/sdtdatahash" xmlns:w16sdtfl="http://schemas.microsoft.com/office/word/2024/wordml/sdtformatlock" xmlns:w16se="http://schemas.microsoft.com/office/word/2015/wordml/symex" xmlns:wpg="http://schemas.microsoft.com/office/word/2010/wordprocessingGroup" xmlns:wpi="http://schemas.microsoft.com/office/word/2010/wordprocessingInk" xmlns:wne="http://schemas.microsoft.com/office/word/2006/wordml" xmlns:wps="http://schemas.microsoft.com/office/word/2010/wordprocessingShape" mc:Ignorable="w14 w15 w16se w16cid w16 w16cex w16sdtdh w16sdtfl w16du wp14">
+<w:hdr xmlns:wpc="http://schemas.microsoft.com/office/word/2010/wordprocessingCanvas" xmlns:cx="http://schemas.microsoft.com/office/drawing/2014/chartex" xmlns:cx1="http://schemas.microsoft.com/office/drawing/2015/9/8/chartex" xmlns:mc="http://schemas.openxmlformats.org/markup-compatibility/2006" xmlns:o="urn:schemas-microsoft-com:office:office" xmlns:r="http://schemas.openxmlformats.org/officeDocument/2006/relationships" xmlns:m="http://schemas.openxmlformats.org/officeDocument/2006/math" xmlns:v="urn:schemas-microsoft-com:vml" xmlns:wp14="http://schemas.microsoft.com/office/word/2010/wordprocessingDrawing" xmlns:wp="http://schemas.openxmlformats.org/drawingml/2006/wordprocessingDrawing" xmlns:w10="urn:schemas-microsoft-com:office:word" xmlns:w="http://schemas.openxmlformats.org/wordprocessingml/2006/main" xmlns:w14="http://schemas.microsoft.com/office/word/2010/wordml" xmlns:w15="http://schemas.microsoft.com/office/word/2012/wordml" xmlns:w16se="http://schemas.microsoft.com/office/word/2015/wordml/symex" xmlns:wpg="http://schemas.microsoft.com/office/word/2010/wordprocessingGroup" xmlns:wpi="http://schemas.microsoft.com/office/word/2010/wordprocessingInk" xmlns:wne="http://schemas.microsoft.com/office/word/2006/wordml" xmlns:wps="http://schemas.microsoft.com/office/word/2010/wordprocessingShape" mc:Ignorable="w14 w15 w16se wp14">
   <w:p>
     <w:pPr>
       <w:pStyle w:val="Header"/>
@@ -2618,7 +2558,7 @@
 </file>
 
 <file path=word/styles.xml><?xml version="1.0" encoding="utf-8"?>
-<w:styles xmlns:mc="http://schemas.openxmlformats.org/markup-compatibility/2006" xmlns:r="http://schemas.openxmlformats.org/officeDocument/2006/relationships" xmlns:w="http://schemas.openxmlformats.org/wordprocessingml/2006/main" xmlns:w14="http://schemas.microsoft.com/office/word/2010/wordml" xmlns:w15="http://schemas.microsoft.com/office/word/2012/wordml" xmlns:w16cex="http://schemas.microsoft.com/office/word/2018/wordml/cex" xmlns:w16cid="http://schemas.microsoft.com/office/word/2016/wordml/cid" xmlns:w16="http://schemas.microsoft.com/office/word/2018/wordml" xmlns:w16du="http://schemas.microsoft.com/office/word/2023/wordml/word16du" xmlns:w16sdtdh="http://schemas.microsoft.com/office/word/2020/wordml/sdtdatahash" xmlns:w16sdtfl="http://schemas.microsoft.com/office/word/2024/wordml/sdtformatlock" xmlns:w16se="http://schemas.microsoft.com/office/word/2015/wordml/symex" mc:Ignorable="w14 w15 w16se w16cid w16 w16cex w16sdtdh w16sdtfl w16du">
+<w:styles xmlns:mc="http://schemas.openxmlformats.org/markup-compatibility/2006" xmlns:r="http://schemas.openxmlformats.org/officeDocument/2006/relationships" xmlns:w="http://schemas.openxmlformats.org/wordprocessingml/2006/main" xmlns:w14="http://schemas.microsoft.com/office/word/2010/wordml" xmlns:w15="http://schemas.microsoft.com/office/word/2012/wordml" xmlns:w16se="http://schemas.microsoft.com/office/word/2015/wordml/symex" mc:Ignorable="w14 w15 w16se">
   <w:docDefaults>
     <w:rPrDefault>
       <w:rPr>
@@ -2636,7 +2576,7 @@
       </w:pPr>
     </w:pPrDefault>
   </w:docDefaults>
-  <w:latentStyles w:defLockedState="0" w:defUIPriority="99" w:defSemiHidden="0" w:defUnhideWhenUsed="0" w:defQFormat="0" w:count="376">
+  <w:latentStyles w:defLockedState="0" w:defUIPriority="99" w:defSemiHidden="0" w:defUnhideWhenUsed="0" w:defQFormat="0" w:count="371">
     <w:lsdException w:name="Normal" w:uiPriority="0" w:qFormat="1"/>
     <w:lsdException w:name="heading 1" w:uiPriority="9" w:qFormat="1"/>
     <w:lsdException w:name="heading 2" w:semiHidden="1" w:uiPriority="9" w:unhideWhenUsed="1" w:qFormat="1"/>
@@ -3008,11 +2948,6 @@
     <w:lsdException w:name="List Table 5 Dark Accent 6" w:uiPriority="50"/>
     <w:lsdException w:name="List Table 6 Colorful Accent 6" w:uiPriority="51"/>
     <w:lsdException w:name="List Table 7 Colorful Accent 6" w:uiPriority="52"/>
-    <w:lsdException w:name="Mention" w:semiHidden="1" w:unhideWhenUsed="1"/>
-    <w:lsdException w:name="Smart Hyperlink" w:semiHidden="1" w:unhideWhenUsed="1"/>
-    <w:lsdException w:name="Hashtag" w:semiHidden="1" w:unhideWhenUsed="1"/>
-    <w:lsdException w:name="Unresolved Mention" w:semiHidden="1" w:unhideWhenUsed="1"/>
-    <w:lsdException w:name="Smart Link" w:semiHidden="1" w:unhideWhenUsed="1"/>
   </w:latentStyles>
   <w:style w:type="paragraph" w:default="1" w:styleId="Normal">
     <w:name w:val="Normal"/>
@@ -3118,7 +3053,7 @@
 </file>
 
 <file path=word/glossary/document.xml><?xml version="1.0" encoding="utf-8"?>
-<w:glossaryDocument xmlns:wpc="http://schemas.microsoft.com/office/word/2010/wordprocessingCanvas" xmlns:cx="http://schemas.microsoft.com/office/drawing/2014/chartex" xmlns:cx1="http://schemas.microsoft.com/office/drawing/2015/9/8/chartex" xmlns:cx2="http://schemas.microsoft.com/office/drawing/2015/10/21/chartex" xmlns:cx3="http://schemas.microsoft.com/office/drawing/2016/5/9/chartex" xmlns:cx4="http://schemas.microsoft.com/office/drawing/2016/5/10/chartex" xmlns:cx5="http://schemas.microsoft.com/office/drawing/2016/5/11/chartex" xmlns:cx6="http://schemas.microsoft.com/office/drawing/2016/5/12/chartex" xmlns:cx7="http://schemas.microsoft.com/office/drawing/2016/5/13/chartex" xmlns:cx8="http://schemas.microsoft.com/office/drawing/2016/5/14/chartex" xmlns:mc="http://schemas.openxmlformats.org/markup-compatibility/2006" xmlns:aink="http://schemas.microsoft.com/office/drawing/2016/ink" xmlns:am3d="http://schemas.microsoft.com/office/drawing/2017/model3d" xmlns:o="urn:schemas-microsoft-com:office:office" xmlns:oel="http://schemas.microsoft.com/office/2019/extlst" xmlns:r="http://schemas.openxmlformats.org/officeDocument/2006/relationships" xmlns:m="http://schemas.openxmlformats.org/officeDocument/2006/math" xmlns:v="urn:schemas-microsoft-com:vml" xmlns:wp14="http://schemas.microsoft.com/office/word/2010/wordprocessingDrawing" xmlns:wp="http://schemas.openxmlformats.org/drawingml/2006/wordprocessingDrawing" xmlns:w10="urn:schemas-microsoft-com:office:word" xmlns:w="http://schemas.openxmlformats.org/wordprocessingml/2006/main" xmlns:w14="http://schemas.microsoft.com/office/word/2010/wordml" xmlns:w15="http://schemas.microsoft.com/office/word/2012/wordml" xmlns:w16cex="http://schemas.microsoft.com/office/word/2018/wordml/cex" xmlns:w16cid="http://schemas.microsoft.com/office/word/2016/wordml/cid" xmlns:w16="http://schemas.microsoft.com/office/word/2018/wordml" xmlns:w16du="http://schemas.microsoft.com/office/word/2023/wordml/word16du" xmlns:w16sdtdh="http://schemas.microsoft.com/office/word/2020/wordml/sdtdatahash" xmlns:w16sdtfl="http://schemas.microsoft.com/office/word/2024/wordml/sdtformatlock" xmlns:w16se="http://schemas.microsoft.com/office/word/2015/wordml/symex" xmlns:wpg="http://schemas.microsoft.com/office/word/2010/wordprocessingGroup" xmlns:wpi="http://schemas.microsoft.com/office/word/2010/wordprocessingInk" xmlns:wne="http://schemas.microsoft.com/office/word/2006/wordml" xmlns:wps="http://schemas.microsoft.com/office/word/2010/wordprocessingShape" mc:Ignorable="w14 w15 w16se w16cid w16 w16cex w16sdtdh w16sdtfl w16du wp14">
+<w:glossaryDocument xmlns:wpc="http://schemas.microsoft.com/office/word/2010/wordprocessingCanvas" xmlns:cx="http://schemas.microsoft.com/office/drawing/2014/chartex" xmlns:cx1="http://schemas.microsoft.com/office/drawing/2015/9/8/chartex" xmlns:mc="http://schemas.openxmlformats.org/markup-compatibility/2006" xmlns:o="urn:schemas-microsoft-com:office:office" xmlns:r="http://schemas.openxmlformats.org/officeDocument/2006/relationships" xmlns:m="http://schemas.openxmlformats.org/officeDocument/2006/math" xmlns:v="urn:schemas-microsoft-com:vml" xmlns:wp14="http://schemas.microsoft.com/office/word/2010/wordprocessingDrawing" xmlns:wp="http://schemas.openxmlformats.org/drawingml/2006/wordprocessingDrawing" xmlns:w10="urn:schemas-microsoft-com:office:word" xmlns:w="http://schemas.openxmlformats.org/wordprocessingml/2006/main" xmlns:w14="http://schemas.microsoft.com/office/word/2010/wordml" xmlns:w15="http://schemas.microsoft.com/office/word/2012/wordml" xmlns:w16se="http://schemas.microsoft.com/office/word/2015/wordml/symex" xmlns:wpg="http://schemas.microsoft.com/office/word/2010/wordprocessingGroup" xmlns:wpi="http://schemas.microsoft.com/office/word/2010/wordprocessingInk" xmlns:wne="http://schemas.microsoft.com/office/word/2006/wordml" xmlns:wps="http://schemas.microsoft.com/office/word/2010/wordprocessingShape" mc:Ignorable="w14 w15 w16se wp14">
   <w:docParts>
     <w:docPart>
       <w:docPartPr>
@@ -3177,12 +3112,13 @@
 </file>
 
 <file path=word/glossary/fontTable.xml><?xml version="1.0" encoding="utf-8"?>
-<w:fonts xmlns:mc="http://schemas.openxmlformats.org/markup-compatibility/2006" xmlns:r="http://schemas.openxmlformats.org/officeDocument/2006/relationships" xmlns:w="http://schemas.openxmlformats.org/wordprocessingml/2006/main" xmlns:w14="http://schemas.microsoft.com/office/word/2010/wordml" xmlns:w15="http://schemas.microsoft.com/office/word/2012/wordml" xmlns:w16cex="http://schemas.microsoft.com/office/word/2018/wordml/cex" xmlns:w16cid="http://schemas.microsoft.com/office/word/2016/wordml/cid" xmlns:w16="http://schemas.microsoft.com/office/word/2018/wordml" xmlns:w16du="http://schemas.microsoft.com/office/word/2023/wordml/word16du" xmlns:w16sdtdh="http://schemas.microsoft.com/office/word/2020/wordml/sdtdatahash" xmlns:w16sdtfl="http://schemas.microsoft.com/office/word/2024/wordml/sdtformatlock" xmlns:w16se="http://schemas.microsoft.com/office/word/2015/wordml/symex" mc:Ignorable="w14 w15 w16se w16cid w16 w16cex w16sdtdh w16sdtfl w16du">
+<w:fonts xmlns:mc="http://schemas.openxmlformats.org/markup-compatibility/2006" xmlns:r="http://schemas.openxmlformats.org/officeDocument/2006/relationships" xmlns:w="http://schemas.openxmlformats.org/wordprocessingml/2006/main" xmlns:w14="http://schemas.microsoft.com/office/word/2010/wordml" xmlns:w15="http://schemas.microsoft.com/office/word/2012/wordml" xmlns:w16se="http://schemas.microsoft.com/office/word/2015/wordml/symex" mc:Ignorable="w14 w15 w16se">
   <w:font w:name="Aptos">
+    <w:altName w:val="Arial"/>
     <w:charset w:val="00"/>
     <w:family w:val="swiss"/>
     <w:pitch w:val="variable"/>
-    <w:sig w:usb0="20000287" w:usb1="00000003" w:usb2="00000000" w:usb3="00000000" w:csb0="0000019F" w:csb1="00000000"/>
+    <w:sig w:usb0="00000001" w:usb1="00000003" w:usb2="00000000" w:usb3="00000000" w:csb0="0000019F" w:csb1="00000000"/>
   </w:font>
   <w:font w:name="Times New Roman">
     <w:panose1 w:val="02020603050405020304"/>
@@ -3199,16 +3135,31 @@
     <w:sig w:usb0="E0002EFF" w:usb1="C000785B" w:usb2="00000009" w:usb3="00000000" w:csb0="000001FF" w:csb1="00000000"/>
   </w:font>
   <w:font w:name="Aptos Display">
+    <w:altName w:val="Arial"/>
     <w:charset w:val="00"/>
     <w:family w:val="swiss"/>
     <w:pitch w:val="variable"/>
-    <w:sig w:usb0="20000287" w:usb1="00000003" w:usb2="00000000" w:usb3="00000000" w:csb0="0000019F" w:csb1="00000000"/>
+    <w:sig w:usb0="00000001" w:usb1="00000003" w:usb2="00000000" w:usb3="00000000" w:csb0="0000019F" w:csb1="00000000"/>
+  </w:font>
+  <w:font w:name="Calibri">
+    <w:panose1 w:val="020F0502020204030204"/>
+    <w:charset w:val="00"/>
+    <w:family w:val="swiss"/>
+    <w:pitch w:val="variable"/>
+    <w:sig w:usb0="E4002EFF" w:usb1="C200247B" w:usb2="00000009" w:usb3="00000000" w:csb0="000001FF" w:csb1="00000000"/>
+  </w:font>
+  <w:font w:name="Calibri Light">
+    <w:panose1 w:val="020F0302020204030204"/>
+    <w:charset w:val="00"/>
+    <w:family w:val="swiss"/>
+    <w:pitch w:val="variable"/>
+    <w:sig w:usb0="E4002EFF" w:usb1="C200247B" w:usb2="00000009" w:usb3="00000000" w:csb0="000001FF" w:csb1="00000000"/>
   </w:font>
 </w:fonts>
 </file>
 
 <file path=word/glossary/settings.xml><?xml version="1.0" encoding="utf-8"?>
-<w:settings xmlns:mc="http://schemas.openxmlformats.org/markup-compatibility/2006" xmlns:o="urn:schemas-microsoft-com:office:office" xmlns:r="http://schemas.openxmlformats.org/officeDocument/2006/relationships" xmlns:m="http://schemas.openxmlformats.org/officeDocument/2006/math" xmlns:v="urn:schemas-microsoft-com:vml" xmlns:w10="urn:schemas-microsoft-com:office:word" xmlns:w="http://schemas.openxmlformats.org/wordprocessingml/2006/main" xmlns:w14="http://schemas.microsoft.com/office/word/2010/wordml" xmlns:w15="http://schemas.microsoft.com/office/word/2012/wordml" xmlns:w16cex="http://schemas.microsoft.com/office/word/2018/wordml/cex" xmlns:w16cid="http://schemas.microsoft.com/office/word/2016/wordml/cid" xmlns:w16="http://schemas.microsoft.com/office/word/2018/wordml" xmlns:w16du="http://schemas.microsoft.com/office/word/2023/wordml/word16du" xmlns:w16sdtdh="http://schemas.microsoft.com/office/word/2020/wordml/sdtdatahash" xmlns:w16sdtfl="http://schemas.microsoft.com/office/word/2024/wordml/sdtformatlock" xmlns:w16se="http://schemas.microsoft.com/office/word/2015/wordml/symex" xmlns:sl="http://schemas.openxmlformats.org/schemaLibrary/2006/main" mc:Ignorable="w14 w15 w16se w16cid w16 w16cex w16sdtdh w16sdtfl w16du">
+<w:settings xmlns:mc="http://schemas.openxmlformats.org/markup-compatibility/2006" xmlns:o="urn:schemas-microsoft-com:office:office" xmlns:r="http://schemas.openxmlformats.org/officeDocument/2006/relationships" xmlns:m="http://schemas.openxmlformats.org/officeDocument/2006/math" xmlns:v="urn:schemas-microsoft-com:vml" xmlns:w10="urn:schemas-microsoft-com:office:word" xmlns:w="http://schemas.openxmlformats.org/wordprocessingml/2006/main" xmlns:w14="http://schemas.microsoft.com/office/word/2010/wordml" xmlns:w15="http://schemas.microsoft.com/office/word/2012/wordml" xmlns:w16se="http://schemas.microsoft.com/office/word/2015/wordml/symex" xmlns:sl="http://schemas.openxmlformats.org/schemaLibrary/2006/main" mc:Ignorable="w14 w15 w16se">
   <w:view w:val="normal"/>
   <w:defaultTabStop w:val="720"/>
   <w:characterSpacingControl w:val="doNotCompress"/>
@@ -3219,16 +3170,17 @@
     <w:compatSetting w:name="enableOpenTypeFeatures" w:uri="http://schemas.microsoft.com/office/word" w:val="1"/>
     <w:compatSetting w:name="doNotFlipMirrorIndents" w:uri="http://schemas.microsoft.com/office/word" w:val="1"/>
     <w:compatSetting w:name="differentiateMultirowTableHeaders" w:uri="http://schemas.microsoft.com/office/word" w:val="1"/>
-    <w:compatSetting w:name="useWord2013TrackBottomHyphenation" w:uri="http://schemas.microsoft.com/office/word" w:val="0"/>
   </w:compat>
   <w:rsids>
     <w:rsidRoot w:val="005B4A56"/>
     <w:rsid w:val="0011548E"/>
     <w:rsid w:val="001B5C26"/>
+    <w:rsid w:val="001E0983"/>
     <w:rsid w:val="003F2D9C"/>
     <w:rsid w:val="00570372"/>
     <w:rsid w:val="005B4A56"/>
     <w:rsid w:val="00760E55"/>
+    <w:rsid w:val="00CF7BED"/>
     <w:rsid w:val="00E12CDE"/>
   </w:rsids>
   <m:mathPr>
@@ -3253,7 +3205,7 @@
 </file>
 
 <file path=word/glossary/styles.xml><?xml version="1.0" encoding="utf-8"?>
-<w:styles xmlns:mc="http://schemas.openxmlformats.org/markup-compatibility/2006" xmlns:r="http://schemas.openxmlformats.org/officeDocument/2006/relationships" xmlns:w="http://schemas.openxmlformats.org/wordprocessingml/2006/main" xmlns:w14="http://schemas.microsoft.com/office/word/2010/wordml" xmlns:w15="http://schemas.microsoft.com/office/word/2012/wordml" xmlns:w16cex="http://schemas.microsoft.com/office/word/2018/wordml/cex" xmlns:w16cid="http://schemas.microsoft.com/office/word/2016/wordml/cid" xmlns:w16="http://schemas.microsoft.com/office/word/2018/wordml" xmlns:w16du="http://schemas.microsoft.com/office/word/2023/wordml/word16du" xmlns:w16sdtdh="http://schemas.microsoft.com/office/word/2020/wordml/sdtdatahash" xmlns:w16sdtfl="http://schemas.microsoft.com/office/word/2024/wordml/sdtformatlock" xmlns:w16se="http://schemas.microsoft.com/office/word/2015/wordml/symex" mc:Ignorable="w14 w15 w16se w16cid w16 w16cex w16sdtdh w16sdtfl w16du">
+<w:styles xmlns:mc="http://schemas.openxmlformats.org/markup-compatibility/2006" xmlns:r="http://schemas.openxmlformats.org/officeDocument/2006/relationships" xmlns:w="http://schemas.openxmlformats.org/wordprocessingml/2006/main" xmlns:w14="http://schemas.microsoft.com/office/word/2010/wordml" xmlns:w15="http://schemas.microsoft.com/office/word/2012/wordml" xmlns:w16se="http://schemas.microsoft.com/office/word/2015/wordml/symex" mc:Ignorable="w14 w15 w16se">
   <w:docDefaults>
     <w:rPrDefault>
       <w:rPr>
@@ -3271,7 +3223,7 @@
       </w:pPr>
     </w:pPrDefault>
   </w:docDefaults>
-  <w:latentStyles w:defLockedState="0" w:defUIPriority="99" w:defSemiHidden="0" w:defUnhideWhenUsed="0" w:defQFormat="0" w:count="376">
+  <w:latentStyles w:defLockedState="0" w:defUIPriority="99" w:defSemiHidden="0" w:defUnhideWhenUsed="0" w:defQFormat="0" w:count="371">
     <w:lsdException w:name="Normal" w:uiPriority="0" w:qFormat="1"/>
     <w:lsdException w:name="heading 1" w:uiPriority="9" w:qFormat="1"/>
     <w:lsdException w:name="heading 2" w:semiHidden="1" w:uiPriority="9" w:unhideWhenUsed="1" w:qFormat="1"/>
@@ -3643,11 +3595,6 @@
     <w:lsdException w:name="List Table 5 Dark Accent 6" w:uiPriority="50"/>
     <w:lsdException w:name="List Table 6 Colorful Accent 6" w:uiPriority="51"/>
     <w:lsdException w:name="List Table 7 Colorful Accent 6" w:uiPriority="52"/>
-    <w:lsdException w:name="Mention" w:semiHidden="1" w:unhideWhenUsed="1"/>
-    <w:lsdException w:name="Smart Hyperlink" w:semiHidden="1" w:unhideWhenUsed="1"/>
-    <w:lsdException w:name="Hashtag" w:semiHidden="1" w:unhideWhenUsed="1"/>
-    <w:lsdException w:name="Unresolved Mention" w:semiHidden="1" w:unhideWhenUsed="1"/>
-    <w:lsdException w:name="Smart Link" w:semiHidden="1" w:unhideWhenUsed="1"/>
   </w:latentStyles>
   <w:style w:type="paragraph" w:default="1" w:styleId="Normal">
     <w:name w:val="Normal"/>
@@ -3694,7 +3641,7 @@
 </file>
 
 <file path=word/glossary/webSettings.xml><?xml version="1.0" encoding="utf-8"?>
-<w:webSettings xmlns:mc="http://schemas.openxmlformats.org/markup-compatibility/2006" xmlns:r="http://schemas.openxmlformats.org/officeDocument/2006/relationships" xmlns:w="http://schemas.openxmlformats.org/wordprocessingml/2006/main" xmlns:w14="http://schemas.microsoft.com/office/word/2010/wordml" xmlns:w15="http://schemas.microsoft.com/office/word/2012/wordml" xmlns:w16cex="http://schemas.microsoft.com/office/word/2018/wordml/cex" xmlns:w16cid="http://schemas.microsoft.com/office/word/2016/wordml/cid" xmlns:w16="http://schemas.microsoft.com/office/word/2018/wordml" xmlns:w16du="http://schemas.microsoft.com/office/word/2023/wordml/word16du" xmlns:w16sdtdh="http://schemas.microsoft.com/office/word/2020/wordml/sdtdatahash" xmlns:w16sdtfl="http://schemas.microsoft.com/office/word/2024/wordml/sdtformatlock" xmlns:w16se="http://schemas.microsoft.com/office/word/2015/wordml/symex" mc:Ignorable="w14 w15 w16se w16cid w16 w16cex w16sdtdh w16sdtfl w16du">
+<w:webSettings xmlns:mc="http://schemas.openxmlformats.org/markup-compatibility/2006" xmlns:r="http://schemas.openxmlformats.org/officeDocument/2006/relationships" xmlns:w="http://schemas.openxmlformats.org/wordprocessingml/2006/main" xmlns:w14="http://schemas.microsoft.com/office/word/2010/wordml" xmlns:w15="http://schemas.microsoft.com/office/word/2012/wordml" xmlns:w16se="http://schemas.microsoft.com/office/word/2015/wordml/symex" mc:Ignorable="w14 w15 w16se">
   <w:optimizeForBrowser/>
   <w:allowPNG/>
 </w:webSettings>
@@ -4015,7 +3962,7 @@
 </a:theme>
 </file>
 
-<file path=customXml/item2.xml>��< ? x m l   v e r s i o n = " 1 . 0 "   e n c o d i n g = " u t f - 1 6 " ? > +<file path=customXml/item1.xml>��< ? x m l   v e r s i o n = " 1 . 0 "   e n c o d i n g = " u t f - 1 6 " ? >   
  < N a v W o r d R e p o r t X m l P a r t   x m l n s = " u r n : m i c r o s o f t - d y n a m i c s - n a v / r e p o r t s / A p p r a i s a l _ P l a n n i n g _ R e p o r t / 5 2 6 0 0 / " >   
@@ -4198,4 +4145,12 @@
      < / P l a n >   
  < / N a v W o r d R e p o r t X m l P a r t > 
+</file>
+
+<file path=customXml/itemProps1.xml><?xml version="1.0" encoding="utf-8"?>
+<ds:datastoreItem xmlns:ds="http://schemas.openxmlformats.org/officeDocument/2006/customXml" ds:itemID="{78CFABDE-C24A-46A1-9E7A-0CC1482CFF96}">
+  <ds:schemaRefs>
+    <ds:schemaRef ds:uri="urn:microsoft-dynamics-nav/reports/Appraisal_Planning_Report/52600/"/>
+  </ds:schemaRefs>
+</ds:datastoreItem>
 </file>
--- a/src/report_layout/AppraisalPlanningReport.docx
+++ b/src/report_layout/AppraisalPlanningReport.docx
@@ -4074,6 +4074,8 @@
  
              < O b j e c t i v e W e i g h t i n g > O b j e c t i v e W e i g h t i n g < / O b j e c t i v e W e i g h t i n g >   
+             < P l a n N o > P l a n N o < / P l a n N o > + 
              < P e r f o r m a n c e M e a s u r e s >   
                  < M e a s u r e C o d e > M e a s u r e C o d e < / M e a s u r e C o d e > 